--- a/2 Digital Electronics & VLSI/1 Logic Gates.docx
+++ b/2 Digital Electronics & VLSI/1 Logic Gates.docx
@@ -259,8 +259,21 @@
           <w:u w:val="single"/>
         </w:rPr>
         <w:lastRenderedPageBreak/>
-        <w:t>XOR &amp; XNOR Equations :</w:t>
-      </w:r>
+        <w:t xml:space="preserve">XOR &amp; XNOR </w:t>
+      </w:r>
+      <w:proofErr w:type="gramStart"/>
+      <w:r>
+        <w:rPr>
+          <w:rFonts w:ascii="Times New Roman" w:hAnsi="Times New Roman" w:cs="Times New Roman"/>
+          <w:b/>
+          <w:bCs/>
+          <w:sz w:val="40"/>
+          <w:szCs w:val="40"/>
+          <w:u w:val="single"/>
+        </w:rPr>
+        <w:t>Equations :</w:t>
+      </w:r>
+      <w:proofErr w:type="gramEnd"/>
     </w:p>
     <w:p>
       <w:pPr>
@@ -294,15 +307,34 @@
           <w:szCs w:val="36"/>
           <w:u w:val="single"/>
         </w:rPr>
-        <w:t>XOR gate</w:t>
-      </w:r>
-      <w:r>
-        <w:rPr>
-          <w:rFonts w:ascii="Georgia" w:hAnsi="Georgia"/>
-          <w:sz w:val="36"/>
-          <w:szCs w:val="36"/>
-        </w:rPr>
-        <w:t xml:space="preserve"> :- </w:t>
+        <w:t xml:space="preserve">XOR </w:t>
+      </w:r>
+      <w:proofErr w:type="gramStart"/>
+      <w:r>
+        <w:rPr>
+          <w:rFonts w:ascii="Georgia" w:hAnsi="Georgia"/>
+          <w:sz w:val="36"/>
+          <w:szCs w:val="36"/>
+          <w:u w:val="single"/>
+        </w:rPr>
+        <w:t>gate</w:t>
+      </w:r>
+      <w:r>
+        <w:rPr>
+          <w:rFonts w:ascii="Georgia" w:hAnsi="Georgia"/>
+          <w:sz w:val="36"/>
+          <w:szCs w:val="36"/>
+        </w:rPr>
+        <w:t xml:space="preserve"> :</w:t>
+      </w:r>
+      <w:proofErr w:type="gramEnd"/>
+      <w:r>
+        <w:rPr>
+          <w:rFonts w:ascii="Georgia" w:hAnsi="Georgia"/>
+          <w:sz w:val="36"/>
+          <w:szCs w:val="36"/>
+        </w:rPr>
+        <w:t xml:space="preserve">- </w:t>
       </w:r>
     </w:p>
     <w:p>
@@ -346,26 +378,105 @@
         <w:ind w:left="1440"/>
         <w:rPr>
           <w:rFonts w:ascii="Georgia" w:hAnsi="Georgia"/>
-          <w:sz w:val="32"/>
-          <w:szCs w:val="32"/>
-        </w:rPr>
-      </w:pPr>
-      <w:r>
-        <w:rPr>
-          <w:rFonts w:ascii="Georgia" w:hAnsi="Georgia"/>
-          <w:sz w:val="32"/>
-          <w:szCs w:val="32"/>
+          <w:sz w:val="36"/>
+          <w:szCs w:val="36"/>
+        </w:rPr>
+      </w:pPr>
+      <w:r>
+        <w:rPr>
+          <w:rFonts w:ascii="Georgia" w:hAnsi="Georgia"/>
+          <w:sz w:val="36"/>
+          <w:szCs w:val="36"/>
         </w:rPr>
         <w:t>Y</w:t>
       </w:r>
       <w:r>
         <w:rPr>
           <w:rFonts w:ascii="Georgia" w:hAnsi="Georgia"/>
-          <w:sz w:val="32"/>
-          <w:szCs w:val="32"/>
-        </w:rPr>
-        <w:t xml:space="preserve"> = A’B + AB’</w:t>
-      </w:r>
+          <w:sz w:val="36"/>
+          <w:szCs w:val="36"/>
+        </w:rPr>
+        <w:t xml:space="preserve"> = </w:t>
+      </w:r>
+      <m:oMath>
+        <m:acc>
+          <m:accPr>
+            <m:chr m:val="̅"/>
+            <m:ctrlPr>
+              <w:rPr>
+                <w:rFonts w:ascii="Cambria Math" w:hAnsi="Cambria Math" w:cs="Times New Roman"/>
+                <w:i/>
+                <w:sz w:val="36"/>
+                <w:szCs w:val="36"/>
+                <w:lang w:val="en-US"/>
+              </w:rPr>
+            </m:ctrlPr>
+          </m:accPr>
+          <m:e>
+            <m:r>
+              <w:rPr>
+                <w:rFonts w:ascii="Cambria Math" w:hAnsi="Cambria Math" w:cs="Times New Roman"/>
+                <w:sz w:val="36"/>
+                <w:szCs w:val="36"/>
+                <w:lang w:val="en-US"/>
+              </w:rPr>
+              <m:t>A</m:t>
+            </m:r>
+          </m:e>
+        </m:acc>
+        <m:r>
+          <w:rPr>
+            <w:rFonts w:ascii="Cambria Math" w:hAnsi="Cambria Math" w:cs="Times New Roman"/>
+            <w:sz w:val="36"/>
+            <w:szCs w:val="36"/>
+            <w:lang w:val="en-US"/>
+          </w:rPr>
+          <m:t>B+</m:t>
+        </m:r>
+        <m:r>
+          <w:rPr>
+            <w:rFonts w:ascii="Cambria Math" w:eastAsiaTheme="minorEastAsia" w:hAnsi="Cambria Math" w:cs="Times New Roman"/>
+            <w:sz w:val="36"/>
+            <w:szCs w:val="36"/>
+            <w:lang w:val="en-US"/>
+          </w:rPr>
+          <m:t xml:space="preserve"> </m:t>
+        </m:r>
+        <m:r>
+          <w:rPr>
+            <w:rFonts w:ascii="Cambria Math" w:eastAsiaTheme="minorEastAsia" w:hAnsi="Cambria Math" w:cs="Times New Roman"/>
+            <w:sz w:val="36"/>
+            <w:szCs w:val="36"/>
+            <w:lang w:val="en-US"/>
+          </w:rPr>
+          <m:t>A</m:t>
+        </m:r>
+        <m:acc>
+          <m:accPr>
+            <m:chr m:val="̅"/>
+            <m:ctrlPr>
+              <w:rPr>
+                <w:rFonts w:ascii="Cambria Math" w:hAnsi="Cambria Math" w:cs="Times New Roman"/>
+                <w:i/>
+                <w:sz w:val="36"/>
+                <w:szCs w:val="36"/>
+                <w:lang w:val="en-US"/>
+              </w:rPr>
+            </m:ctrlPr>
+          </m:accPr>
+          <m:e>
+            <m:r>
+              <w:rPr>
+                <w:rFonts w:ascii="Cambria Math" w:hAnsi="Cambria Math" w:cs="Times New Roman"/>
+                <w:sz w:val="36"/>
+                <w:szCs w:val="36"/>
+                <w:lang w:val="en-US"/>
+              </w:rPr>
+              <m:t>B</m:t>
+            </m:r>
+          </m:e>
+        </m:acc>
+      </m:oMath>
     </w:p>
     <w:p>
       <w:pPr>
@@ -418,7 +529,17 @@
           <w:szCs w:val="36"/>
           <w:u w:val="single"/>
         </w:rPr>
-        <w:t>OR gate</w:t>
+        <w:t xml:space="preserve">OR </w:t>
+      </w:r>
+      <w:proofErr w:type="gramStart"/>
+      <w:r>
+        <w:rPr>
+          <w:rFonts w:ascii="Georgia" w:hAnsi="Georgia"/>
+          <w:sz w:val="36"/>
+          <w:szCs w:val="36"/>
+          <w:u w:val="single"/>
+        </w:rPr>
+        <w:t>gate</w:t>
       </w:r>
       <w:r>
         <w:rPr>
@@ -428,6 +549,7 @@
         </w:rPr>
         <w:t xml:space="preserve"> :</w:t>
       </w:r>
+      <w:proofErr w:type="gramEnd"/>
       <w:r>
         <w:rPr>
           <w:rFonts w:ascii="Georgia" w:hAnsi="Georgia"/>
@@ -496,34 +618,81 @@
         <w:ind w:left="1440"/>
         <w:rPr>
           <w:rFonts w:ascii="Georgia" w:hAnsi="Georgia"/>
-          <w:sz w:val="32"/>
-          <w:szCs w:val="32"/>
-        </w:rPr>
-      </w:pPr>
-      <w:r>
-        <w:rPr>
-          <w:rFonts w:ascii="Georgia" w:hAnsi="Georgia"/>
-          <w:sz w:val="32"/>
-          <w:szCs w:val="32"/>
-        </w:rPr>
-        <w:t>Y = AB + A</w:t>
-      </w:r>
-      <w:r>
-        <w:rPr>
-          <w:rFonts w:ascii="Georgia" w:hAnsi="Georgia"/>
-          <w:sz w:val="32"/>
-          <w:szCs w:val="32"/>
-        </w:rPr>
-        <w:t>’</w:t>
-      </w:r>
-      <w:r>
-        <w:rPr>
-          <w:rFonts w:ascii="Georgia" w:hAnsi="Georgia"/>
-          <w:sz w:val="32"/>
-          <w:szCs w:val="32"/>
-        </w:rPr>
-        <w:t>B’</w:t>
-      </w:r>
+          <w:sz w:val="36"/>
+          <w:szCs w:val="36"/>
+        </w:rPr>
+      </w:pPr>
+      <w:r>
+        <w:rPr>
+          <w:rFonts w:ascii="Georgia" w:hAnsi="Georgia"/>
+          <w:sz w:val="36"/>
+          <w:szCs w:val="36"/>
+        </w:rPr>
+        <w:t xml:space="preserve">Y = </w:t>
+      </w:r>
+      <m:oMath>
+        <m:r>
+          <w:rPr>
+            <w:rFonts w:ascii="Cambria Math" w:hAnsi="Cambria Math" w:cs="Times New Roman"/>
+            <w:sz w:val="36"/>
+            <w:szCs w:val="36"/>
+            <w:lang w:val="en-US"/>
+          </w:rPr>
+          <m:t>A</m:t>
+        </m:r>
+        <m:r>
+          <w:rPr>
+            <w:rFonts w:ascii="Cambria Math" w:hAnsi="Cambria Math" w:cs="Times New Roman"/>
+            <w:sz w:val="36"/>
+            <w:szCs w:val="36"/>
+            <w:lang w:val="en-US"/>
+          </w:rPr>
+          <m:t>B+</m:t>
+        </m:r>
+        <m:r>
+          <w:rPr>
+            <w:rFonts w:ascii="Cambria Math" w:eastAsiaTheme="minorEastAsia" w:hAnsi="Cambria Math" w:cs="Times New Roman"/>
+            <w:sz w:val="36"/>
+            <w:szCs w:val="36"/>
+            <w:lang w:val="en-US"/>
+          </w:rPr>
+          <m:t xml:space="preserve"> </m:t>
+        </m:r>
+        <m:acc>
+          <m:accPr>
+            <m:chr m:val="̅"/>
+            <m:ctrlPr>
+              <w:rPr>
+                <w:rFonts w:ascii="Cambria Math" w:hAnsi="Cambria Math" w:cs="Times New Roman"/>
+                <w:i/>
+                <w:sz w:val="36"/>
+                <w:szCs w:val="36"/>
+                <w:lang w:val="en-US"/>
+              </w:rPr>
+            </m:ctrlPr>
+          </m:accPr>
+          <m:e>
+            <m:r>
+              <w:rPr>
+                <w:rFonts w:ascii="Cambria Math" w:hAnsi="Cambria Math" w:cs="Times New Roman"/>
+                <w:sz w:val="36"/>
+                <w:szCs w:val="36"/>
+                <w:lang w:val="en-US"/>
+              </w:rPr>
+              <m:t>A</m:t>
+            </m:r>
+            <m:r>
+              <w:rPr>
+                <w:rFonts w:ascii="Cambria Math" w:hAnsi="Cambria Math" w:cs="Times New Roman"/>
+                <w:sz w:val="36"/>
+                <w:szCs w:val="36"/>
+                <w:lang w:val="en-US"/>
+              </w:rPr>
+              <m:t>B</m:t>
+            </m:r>
+          </m:e>
+        </m:acc>
+      </m:oMath>
     </w:p>
     <w:p>
       <w:pPr>
@@ -693,7 +862,31 @@
           <w:szCs w:val="40"/>
           <w:u w:val="single"/>
         </w:rPr>
-        <w:t>NAND as Universal Gate :-</w:t>
+        <w:t xml:space="preserve">NAND as Universal </w:t>
+      </w:r>
+      <w:proofErr w:type="gramStart"/>
+      <w:r>
+        <w:rPr>
+          <w:rFonts w:ascii="Times New Roman" w:hAnsi="Times New Roman" w:cs="Times New Roman"/>
+          <w:b/>
+          <w:bCs/>
+          <w:sz w:val="40"/>
+          <w:szCs w:val="40"/>
+          <w:u w:val="single"/>
+        </w:rPr>
+        <w:t>Gate :</w:t>
+      </w:r>
+      <w:proofErr w:type="gramEnd"/>
+      <w:r>
+        <w:rPr>
+          <w:rFonts w:ascii="Times New Roman" w:hAnsi="Times New Roman" w:cs="Times New Roman"/>
+          <w:b/>
+          <w:bCs/>
+          <w:sz w:val="40"/>
+          <w:szCs w:val="40"/>
+          <w:u w:val="single"/>
+        </w:rPr>
+        <w:t>-</w:t>
       </w:r>
     </w:p>
     <w:p>
@@ -725,7 +918,25 @@
           <w:sz w:val="40"/>
           <w:szCs w:val="40"/>
         </w:rPr>
-        <w:t>NOT Gate :-</w:t>
+        <w:t xml:space="preserve">NOT </w:t>
+      </w:r>
+      <w:proofErr w:type="gramStart"/>
+      <w:r>
+        <w:rPr>
+          <w:rFonts w:ascii="Times New Roman" w:hAnsi="Times New Roman" w:cs="Times New Roman"/>
+          <w:sz w:val="40"/>
+          <w:szCs w:val="40"/>
+        </w:rPr>
+        <w:t>Gate :</w:t>
+      </w:r>
+      <w:proofErr w:type="gramEnd"/>
+      <w:r>
+        <w:rPr>
+          <w:rFonts w:ascii="Times New Roman" w:hAnsi="Times New Roman" w:cs="Times New Roman"/>
+          <w:sz w:val="40"/>
+          <w:szCs w:val="40"/>
+        </w:rPr>
+        <w:t>-</w:t>
       </w:r>
     </w:p>
     <w:p>
@@ -836,15 +1047,33 @@
           <w:sz w:val="36"/>
           <w:szCs w:val="36"/>
         </w:rPr>
-        <w:t xml:space="preserve"> Gates)</w:t>
-      </w:r>
-      <w:r>
-        <w:rPr>
-          <w:rFonts w:ascii="Times New Roman" w:hAnsi="Times New Roman" w:cs="Times New Roman"/>
-          <w:sz w:val="36"/>
-          <w:szCs w:val="36"/>
-        </w:rPr>
-        <w:t>:- Complement of NAND Gate</w:t>
+        <w:t xml:space="preserve"> Gates</w:t>
+      </w:r>
+      <w:proofErr w:type="gramStart"/>
+      <w:r>
+        <w:rPr>
+          <w:rFonts w:ascii="Times New Roman" w:hAnsi="Times New Roman" w:cs="Times New Roman"/>
+          <w:sz w:val="36"/>
+          <w:szCs w:val="36"/>
+        </w:rPr>
+        <w:t>)</w:t>
+      </w:r>
+      <w:r>
+        <w:rPr>
+          <w:rFonts w:ascii="Times New Roman" w:hAnsi="Times New Roman" w:cs="Times New Roman"/>
+          <w:sz w:val="36"/>
+          <w:szCs w:val="36"/>
+        </w:rPr>
+        <w:t>:-</w:t>
+      </w:r>
+      <w:proofErr w:type="gramEnd"/>
+      <w:r>
+        <w:rPr>
+          <w:rFonts w:ascii="Times New Roman" w:hAnsi="Times New Roman" w:cs="Times New Roman"/>
+          <w:sz w:val="36"/>
+          <w:szCs w:val="36"/>
+        </w:rPr>
+        <w:t xml:space="preserve"> Complement of NAND Gate</w:t>
       </w:r>
     </w:p>
     <w:p>
@@ -956,15 +1185,33 @@
           <w:sz w:val="36"/>
           <w:szCs w:val="36"/>
         </w:rPr>
-        <w:t>Gates)</w:t>
-      </w:r>
-      <w:r>
-        <w:rPr>
-          <w:rFonts w:ascii="Times New Roman" w:hAnsi="Times New Roman" w:cs="Times New Roman"/>
-          <w:sz w:val="36"/>
-          <w:szCs w:val="36"/>
-        </w:rPr>
-        <w:t xml:space="preserve"> :-</w:t>
+        <w:t>Gates</w:t>
+      </w:r>
+      <w:proofErr w:type="gramStart"/>
+      <w:r>
+        <w:rPr>
+          <w:rFonts w:ascii="Times New Roman" w:hAnsi="Times New Roman" w:cs="Times New Roman"/>
+          <w:sz w:val="36"/>
+          <w:szCs w:val="36"/>
+        </w:rPr>
+        <w:t>)</w:t>
+      </w:r>
+      <w:r>
+        <w:rPr>
+          <w:rFonts w:ascii="Times New Roman" w:hAnsi="Times New Roman" w:cs="Times New Roman"/>
+          <w:sz w:val="36"/>
+          <w:szCs w:val="36"/>
+        </w:rPr>
+        <w:t xml:space="preserve"> :</w:t>
+      </w:r>
+      <w:proofErr w:type="gramEnd"/>
+      <w:r>
+        <w:rPr>
+          <w:rFonts w:ascii="Times New Roman" w:hAnsi="Times New Roman" w:cs="Times New Roman"/>
+          <w:sz w:val="36"/>
+          <w:szCs w:val="36"/>
+        </w:rPr>
+        <w:t>-</w:t>
       </w:r>
     </w:p>
     <w:p>
@@ -1066,15 +1313,33 @@
           <w:sz w:val="36"/>
           <w:szCs w:val="36"/>
         </w:rPr>
-        <w:t xml:space="preserve"> Gates)</w:t>
-      </w:r>
-      <w:r>
-        <w:rPr>
-          <w:rFonts w:ascii="Times New Roman" w:hAnsi="Times New Roman" w:cs="Times New Roman"/>
-          <w:sz w:val="36"/>
-          <w:szCs w:val="36"/>
-        </w:rPr>
-        <w:t>:- OR Gate + NOT Gate</w:t>
+        <w:t xml:space="preserve"> Gates</w:t>
+      </w:r>
+      <w:proofErr w:type="gramStart"/>
+      <w:r>
+        <w:rPr>
+          <w:rFonts w:ascii="Times New Roman" w:hAnsi="Times New Roman" w:cs="Times New Roman"/>
+          <w:sz w:val="36"/>
+          <w:szCs w:val="36"/>
+        </w:rPr>
+        <w:t>)</w:t>
+      </w:r>
+      <w:r>
+        <w:rPr>
+          <w:rFonts w:ascii="Times New Roman" w:hAnsi="Times New Roman" w:cs="Times New Roman"/>
+          <w:sz w:val="36"/>
+          <w:szCs w:val="36"/>
+        </w:rPr>
+        <w:t>:-</w:t>
+      </w:r>
+      <w:proofErr w:type="gramEnd"/>
+      <w:r>
+        <w:rPr>
+          <w:rFonts w:ascii="Times New Roman" w:hAnsi="Times New Roman" w:cs="Times New Roman"/>
+          <w:sz w:val="36"/>
+          <w:szCs w:val="36"/>
+        </w:rPr>
+        <w:t xml:space="preserve"> OR Gate + NOT Gate</w:t>
       </w:r>
     </w:p>
     <w:p>
@@ -1176,7 +1441,16 @@
           <w:sz w:val="36"/>
           <w:szCs w:val="36"/>
         </w:rPr>
-        <w:t xml:space="preserve"> Gates)</w:t>
+        <w:t xml:space="preserve"> Gates</w:t>
+      </w:r>
+      <w:proofErr w:type="gramStart"/>
+      <w:r>
+        <w:rPr>
+          <w:rFonts w:ascii="Times New Roman" w:hAnsi="Times New Roman" w:cs="Times New Roman"/>
+          <w:sz w:val="36"/>
+          <w:szCs w:val="36"/>
+        </w:rPr>
+        <w:t>)</w:t>
       </w:r>
       <w:r>
         <w:rPr>
@@ -1186,6 +1460,7 @@
         </w:rPr>
         <w:t>:-</w:t>
       </w:r>
+      <w:proofErr w:type="gramEnd"/>
     </w:p>
     <w:p>
       <w:pPr>
@@ -1400,7 +1675,25 @@
           <w:sz w:val="40"/>
           <w:szCs w:val="40"/>
         </w:rPr>
-        <w:t xml:space="preserve"> for XOR using NAND :-</w:t>
+        <w:t xml:space="preserve"> for XOR using </w:t>
+      </w:r>
+      <w:proofErr w:type="gramStart"/>
+      <w:r>
+        <w:rPr>
+          <w:rFonts w:ascii="Times New Roman" w:hAnsi="Times New Roman" w:cs="Times New Roman"/>
+          <w:sz w:val="40"/>
+          <w:szCs w:val="40"/>
+        </w:rPr>
+        <w:t>NAND :</w:t>
+      </w:r>
+      <w:proofErr w:type="gramEnd"/>
+      <w:r>
+        <w:rPr>
+          <w:rFonts w:ascii="Times New Roman" w:hAnsi="Times New Roman" w:cs="Times New Roman"/>
+          <w:sz w:val="40"/>
+          <w:szCs w:val="40"/>
+        </w:rPr>
+        <w:t>-</w:t>
       </w:r>
     </w:p>
     <w:p>
@@ -1519,7 +1812,16 @@
           <w:sz w:val="36"/>
           <w:szCs w:val="36"/>
         </w:rPr>
-        <w:t xml:space="preserve"> Gates)</w:t>
+        <w:t xml:space="preserve"> Gates</w:t>
+      </w:r>
+      <w:proofErr w:type="gramStart"/>
+      <w:r>
+        <w:rPr>
+          <w:rFonts w:ascii="Times New Roman" w:hAnsi="Times New Roman" w:cs="Times New Roman"/>
+          <w:sz w:val="36"/>
+          <w:szCs w:val="36"/>
+        </w:rPr>
+        <w:t>)</w:t>
       </w:r>
       <w:r>
         <w:rPr>
@@ -1529,6 +1831,7 @@
         </w:rPr>
         <w:t>:-</w:t>
       </w:r>
+      <w:proofErr w:type="gramEnd"/>
       <w:r>
         <w:rPr>
           <w:rFonts w:ascii="Times New Roman" w:hAnsi="Times New Roman" w:cs="Times New Roman"/>
@@ -1601,13 +1904,23 @@
           <w:szCs w:val="40"/>
         </w:rPr>
       </w:pPr>
-      <w:r>
-        <w:rPr>
-          <w:rFonts w:ascii="Times New Roman" w:hAnsi="Times New Roman" w:cs="Times New Roman"/>
-          <w:sz w:val="40"/>
-          <w:szCs w:val="40"/>
-        </w:rPr>
-        <w:t>Q.1 :-</w:t>
+      <w:proofErr w:type="gramStart"/>
+      <w:r>
+        <w:rPr>
+          <w:rFonts w:ascii="Times New Roman" w:hAnsi="Times New Roman" w:cs="Times New Roman"/>
+          <w:sz w:val="40"/>
+          <w:szCs w:val="40"/>
+        </w:rPr>
+        <w:t>Q.1 :</w:t>
+      </w:r>
+      <w:proofErr w:type="gramEnd"/>
+      <w:r>
+        <w:rPr>
+          <w:rFonts w:ascii="Times New Roman" w:hAnsi="Times New Roman" w:cs="Times New Roman"/>
+          <w:sz w:val="40"/>
+          <w:szCs w:val="40"/>
+        </w:rPr>
+        <w:t>-</w:t>
       </w:r>
     </w:p>
     <w:p>
@@ -1688,13 +2001,23 @@
           <w:szCs w:val="40"/>
         </w:rPr>
       </w:pPr>
-      <w:r>
-        <w:rPr>
-          <w:rFonts w:ascii="Times New Roman" w:hAnsi="Times New Roman" w:cs="Times New Roman"/>
-          <w:sz w:val="40"/>
-          <w:szCs w:val="40"/>
-        </w:rPr>
-        <w:t>Q.2 :-</w:t>
+      <w:proofErr w:type="gramStart"/>
+      <w:r>
+        <w:rPr>
+          <w:rFonts w:ascii="Times New Roman" w:hAnsi="Times New Roman" w:cs="Times New Roman"/>
+          <w:sz w:val="40"/>
+          <w:szCs w:val="40"/>
+        </w:rPr>
+        <w:t>Q.2 :</w:t>
+      </w:r>
+      <w:proofErr w:type="gramEnd"/>
+      <w:r>
+        <w:rPr>
+          <w:rFonts w:ascii="Times New Roman" w:hAnsi="Times New Roman" w:cs="Times New Roman"/>
+          <w:sz w:val="40"/>
+          <w:szCs w:val="40"/>
+        </w:rPr>
+        <w:t>-</w:t>
       </w:r>
     </w:p>
     <w:p>
@@ -1793,7 +2116,31 @@
           <w:szCs w:val="40"/>
           <w:u w:val="single"/>
         </w:rPr>
-        <w:t>NOR as Universal Gate :-</w:t>
+        <w:t xml:space="preserve">NOR as Universal </w:t>
+      </w:r>
+      <w:proofErr w:type="gramStart"/>
+      <w:r>
+        <w:rPr>
+          <w:rFonts w:ascii="Georgia" w:hAnsi="Georgia"/>
+          <w:b/>
+          <w:bCs/>
+          <w:sz w:val="40"/>
+          <w:szCs w:val="40"/>
+          <w:u w:val="single"/>
+        </w:rPr>
+        <w:t>Gate :</w:t>
+      </w:r>
+      <w:proofErr w:type="gramEnd"/>
+      <w:r>
+        <w:rPr>
+          <w:rFonts w:ascii="Georgia" w:hAnsi="Georgia"/>
+          <w:b/>
+          <w:bCs/>
+          <w:sz w:val="40"/>
+          <w:szCs w:val="40"/>
+          <w:u w:val="single"/>
+        </w:rPr>
+        <w:t>-</w:t>
       </w:r>
     </w:p>
     <w:p>
@@ -1815,7 +2162,25 @@
           <w:sz w:val="36"/>
           <w:szCs w:val="36"/>
         </w:rPr>
-        <w:t>NOT Gate :-</w:t>
+        <w:t xml:space="preserve">NOT </w:t>
+      </w:r>
+      <w:proofErr w:type="gramStart"/>
+      <w:r>
+        <w:rPr>
+          <w:rFonts w:ascii="Times New Roman" w:hAnsi="Times New Roman" w:cs="Times New Roman"/>
+          <w:sz w:val="36"/>
+          <w:szCs w:val="36"/>
+        </w:rPr>
+        <w:t>Gate :</w:t>
+      </w:r>
+      <w:proofErr w:type="gramEnd"/>
+      <w:r>
+        <w:rPr>
+          <w:rFonts w:ascii="Times New Roman" w:hAnsi="Times New Roman" w:cs="Times New Roman"/>
+          <w:sz w:val="36"/>
+          <w:szCs w:val="36"/>
+        </w:rPr>
+        <w:t>-</w:t>
       </w:r>
     </w:p>
     <w:p>
@@ -1915,7 +2280,25 @@
           <w:sz w:val="36"/>
           <w:szCs w:val="36"/>
         </w:rPr>
-        <w:t xml:space="preserve"> Gates):- NOR + NOT </w:t>
+        <w:t xml:space="preserve"> Gates</w:t>
+      </w:r>
+      <w:proofErr w:type="gramStart"/>
+      <w:r>
+        <w:rPr>
+          <w:rFonts w:ascii="Times New Roman" w:hAnsi="Times New Roman" w:cs="Times New Roman"/>
+          <w:sz w:val="36"/>
+          <w:szCs w:val="36"/>
+        </w:rPr>
+        <w:t>):-</w:t>
+      </w:r>
+      <w:proofErr w:type="gramEnd"/>
+      <w:r>
+        <w:rPr>
+          <w:rFonts w:ascii="Times New Roman" w:hAnsi="Times New Roman" w:cs="Times New Roman"/>
+          <w:sz w:val="36"/>
+          <w:szCs w:val="36"/>
+        </w:rPr>
+        <w:t xml:space="preserve"> NOR + NOT </w:t>
       </w:r>
     </w:p>
     <w:p>
@@ -2015,7 +2398,25 @@
           <w:sz w:val="36"/>
           <w:szCs w:val="36"/>
         </w:rPr>
-        <w:t xml:space="preserve"> Gates) :-</w:t>
+        <w:t xml:space="preserve"> Gates</w:t>
+      </w:r>
+      <w:proofErr w:type="gramStart"/>
+      <w:r>
+        <w:rPr>
+          <w:rFonts w:ascii="Times New Roman" w:hAnsi="Times New Roman" w:cs="Times New Roman"/>
+          <w:sz w:val="36"/>
+          <w:szCs w:val="36"/>
+        </w:rPr>
+        <w:t>) :</w:t>
+      </w:r>
+      <w:proofErr w:type="gramEnd"/>
+      <w:r>
+        <w:rPr>
+          <w:rFonts w:ascii="Times New Roman" w:hAnsi="Times New Roman" w:cs="Times New Roman"/>
+          <w:sz w:val="36"/>
+          <w:szCs w:val="36"/>
+        </w:rPr>
+        <w:t>-</w:t>
       </w:r>
     </w:p>
     <w:p>
@@ -2115,7 +2516,25 @@
           <w:sz w:val="36"/>
           <w:szCs w:val="36"/>
         </w:rPr>
-        <w:t xml:space="preserve"> Gates) :-</w:t>
+        <w:t xml:space="preserve"> Gates</w:t>
+      </w:r>
+      <w:proofErr w:type="gramStart"/>
+      <w:r>
+        <w:rPr>
+          <w:rFonts w:ascii="Times New Roman" w:hAnsi="Times New Roman" w:cs="Times New Roman"/>
+          <w:sz w:val="36"/>
+          <w:szCs w:val="36"/>
+        </w:rPr>
+        <w:t>) :</w:t>
+      </w:r>
+      <w:proofErr w:type="gramEnd"/>
+      <w:r>
+        <w:rPr>
+          <w:rFonts w:ascii="Times New Roman" w:hAnsi="Times New Roman" w:cs="Times New Roman"/>
+          <w:sz w:val="36"/>
+          <w:szCs w:val="36"/>
+        </w:rPr>
+        <w:t>-</w:t>
       </w:r>
     </w:p>
     <w:p>
@@ -2203,7 +2622,31 @@
           <w:szCs w:val="40"/>
           <w:u w:val="single"/>
         </w:rPr>
-        <w:t>XOR Gate (4 Gates) :-</w:t>
+        <w:t>XOR Gate (4 Gates</w:t>
+      </w:r>
+      <w:proofErr w:type="gramStart"/>
+      <w:r>
+        <w:rPr>
+          <w:rFonts w:ascii="Georgia" w:hAnsi="Georgia"/>
+          <w:b/>
+          <w:bCs/>
+          <w:sz w:val="40"/>
+          <w:szCs w:val="40"/>
+          <w:u w:val="single"/>
+        </w:rPr>
+        <w:t>) :</w:t>
+      </w:r>
+      <w:proofErr w:type="gramEnd"/>
+      <w:r>
+        <w:rPr>
+          <w:rFonts w:ascii="Georgia" w:hAnsi="Georgia"/>
+          <w:b/>
+          <w:bCs/>
+          <w:sz w:val="40"/>
+          <w:szCs w:val="40"/>
+          <w:u w:val="single"/>
+        </w:rPr>
+        <w:t>-</w:t>
       </w:r>
     </w:p>
     <w:p>
@@ -2290,7 +2733,31 @@
           <w:szCs w:val="40"/>
           <w:u w:val="single"/>
         </w:rPr>
-        <w:t>XNOR Gate () :-</w:t>
+        <w:t>XNOR Gate (</w:t>
+      </w:r>
+      <w:proofErr w:type="gramStart"/>
+      <w:r>
+        <w:rPr>
+          <w:rFonts w:ascii="Georgia" w:hAnsi="Georgia"/>
+          <w:b/>
+          <w:bCs/>
+          <w:sz w:val="40"/>
+          <w:szCs w:val="40"/>
+          <w:u w:val="single"/>
+        </w:rPr>
+        <w:t>) :</w:t>
+      </w:r>
+      <w:proofErr w:type="gramEnd"/>
+      <w:r>
+        <w:rPr>
+          <w:rFonts w:ascii="Georgia" w:hAnsi="Georgia"/>
+          <w:b/>
+          <w:bCs/>
+          <w:sz w:val="40"/>
+          <w:szCs w:val="40"/>
+          <w:u w:val="single"/>
+        </w:rPr>
+        <w:t>-</w:t>
       </w:r>
     </w:p>
     <w:p>
@@ -2381,6 +2848,7 @@
           <w:rFonts w:ascii="Georgia" w:hAnsi="Georgia"/>
           <w:b/>
           <w:bCs/>
+          <w:noProof/>
           <w:sz w:val="48"/>
           <w:szCs w:val="48"/>
           <w:u w:val="single"/>

--- a/2 Digital Electronics & VLSI/1 Logic Gates.docx
+++ b/2 Digital Electronics & VLSI/1 Logic Gates.docx
@@ -19,7 +19,7 @@
           <w:noProof/>
         </w:rPr>
         <w:drawing>
-          <wp:anchor distT="0" distB="0" distL="114300" distR="114300" simplePos="0" relativeHeight="251659264" behindDoc="0" locked="0" layoutInCell="1" allowOverlap="1" wp14:anchorId="3B603B2E" wp14:editId="4F18448A">
+          <wp:anchor distT="0" distB="0" distL="114300" distR="114300" simplePos="0" relativeHeight="251659264" behindDoc="0" locked="0" layoutInCell="1" allowOverlap="1" wp14:anchorId="3B603B2E" wp14:editId="19ABC67B">
             <wp:simplePos x="0" y="0"/>
             <wp:positionH relativeFrom="column">
               <wp:posOffset>27940</wp:posOffset>
@@ -114,6 +114,648 @@
       </w:pPr>
       <w:r>
         <w:rPr>
+          <w:rFonts w:ascii="Georgia" w:hAnsi="Georgia"/>
+          <w:b/>
+          <w:bCs/>
+          <w:noProof/>
+          <w:sz w:val="48"/>
+          <w:szCs w:val="48"/>
+          <w:u w:val="single"/>
+        </w:rPr>
+        <mc:AlternateContent>
+          <mc:Choice Requires="wps">
+            <w:drawing>
+              <wp:anchor distT="45720" distB="45720" distL="114300" distR="114300" simplePos="0" relativeHeight="251663360" behindDoc="0" locked="0" layoutInCell="1" allowOverlap="1" wp14:anchorId="1A85C11D" wp14:editId="2404508D">
+                <wp:simplePos x="0" y="0"/>
+                <wp:positionH relativeFrom="column">
+                  <wp:posOffset>1617372</wp:posOffset>
+                </wp:positionH>
+                <wp:positionV relativeFrom="paragraph">
+                  <wp:posOffset>7718149</wp:posOffset>
+                </wp:positionV>
+                <wp:extent cx="1574165" cy="333375"/>
+                <wp:effectExtent l="0" t="0" r="26035" b="28575"/>
+                <wp:wrapSquare wrapText="bothSides"/>
+                <wp:docPr id="217" name="Text Box 2"/>
+                <wp:cNvGraphicFramePr>
+                  <a:graphicFrameLocks xmlns:a="http://schemas.openxmlformats.org/drawingml/2006/main"/>
+                </wp:cNvGraphicFramePr>
+                <a:graphic xmlns:a="http://schemas.openxmlformats.org/drawingml/2006/main">
+                  <a:graphicData uri="http://schemas.microsoft.com/office/word/2010/wordprocessingShape">
+                    <wps:wsp>
+                      <wps:cNvSpPr txBox="1">
+                        <a:spLocks noChangeArrowheads="1"/>
+                      </wps:cNvSpPr>
+                      <wps:spPr bwMode="auto">
+                        <a:xfrm>
+                          <a:off x="0" y="0"/>
+                          <a:ext cx="1574165" cy="333375"/>
+                        </a:xfrm>
+                        <a:prstGeom prst="rect">
+                          <a:avLst/>
+                        </a:prstGeom>
+                        <a:solidFill>
+                          <a:srgbClr val="FFFFFF"/>
+                        </a:solidFill>
+                        <a:ln w="12700">
+                          <a:solidFill>
+                            <a:srgbClr val="000000"/>
+                          </a:solidFill>
+                          <a:miter lim="800000"/>
+                          <a:headEnd/>
+                          <a:tailEnd/>
+                        </a:ln>
+                      </wps:spPr>
+                      <wps:txbx>
+                        <w:txbxContent>
+                          <w:p>
+                            <w:pPr>
+                              <w:rPr>
+                                <w:rFonts w:ascii="Times New Roman" w:hAnsi="Times New Roman" w:cs="Times New Roman"/>
+                                <w:b/>
+                                <w:bCs/>
+                                <w:sz w:val="32"/>
+                                <w:szCs w:val="32"/>
+                                <w:lang w:val="en-US"/>
+                              </w:rPr>
+                            </w:pPr>
+                            <w:r>
+                              <w:rPr>
+                                <w:rFonts w:ascii="Times New Roman" w:hAnsi="Times New Roman" w:cs="Times New Roman"/>
+                                <w:b/>
+                                <w:bCs/>
+                                <w:sz w:val="32"/>
+                                <w:szCs w:val="32"/>
+                                <w:lang w:val="en-US"/>
+                              </w:rPr>
+                              <w:t xml:space="preserve">All </w:t>
+                            </w:r>
+                            <w:r>
+                              <w:rPr>
+                                <w:rFonts w:ascii="Times New Roman" w:hAnsi="Times New Roman" w:cs="Times New Roman"/>
+                                <w:b/>
+                                <w:bCs/>
+                                <w:sz w:val="32"/>
+                                <w:szCs w:val="32"/>
+                                <w:lang w:val="en-US"/>
+                              </w:rPr>
+                              <w:t>0</w:t>
+                            </w:r>
+                            <w:r>
+                              <w:rPr>
+                                <w:rFonts w:ascii="Times New Roman" w:hAnsi="Times New Roman" w:cs="Times New Roman"/>
+                                <w:b/>
+                                <w:bCs/>
+                                <w:sz w:val="32"/>
+                                <w:szCs w:val="32"/>
+                                <w:lang w:val="en-US"/>
+                              </w:rPr>
+                              <w:t xml:space="preserve"> Except 0 0</w:t>
+                            </w:r>
+                          </w:p>
+                        </w:txbxContent>
+                      </wps:txbx>
+                      <wps:bodyPr rot="0" vert="horz" wrap="square" lIns="91440" tIns="45720" rIns="91440" bIns="45720" anchor="t" anchorCtr="0">
+                        <a:noAutofit/>
+                      </wps:bodyPr>
+                    </wps:wsp>
+                  </a:graphicData>
+                </a:graphic>
+                <wp14:sizeRelH relativeFrom="margin">
+                  <wp14:pctWidth>0</wp14:pctWidth>
+                </wp14:sizeRelH>
+                <wp14:sizeRelV relativeFrom="margin">
+                  <wp14:pctHeight>0</wp14:pctHeight>
+                </wp14:sizeRelV>
+              </wp:anchor>
+            </w:drawing>
+          </mc:Choice>
+          <mc:Fallback>
+            <w:pict>
+              <v:shapetype w14:anchorId="1A85C11D" id="_x0000_t202" coordsize="21600,21600" o:spt="202" path="m,l,21600r21600,l21600,xe">
+                <v:stroke joinstyle="miter"/>
+                <v:path gradientshapeok="t" o:connecttype="rect"/>
+              </v:shapetype>
+              <v:shape id="Text Box 2" o:spid="_x0000_s1026" type="#_x0000_t202" style="position:absolute;left:0;text-align:left;margin-left:127.35pt;margin-top:607.75pt;width:123.95pt;height:26.25pt;z-index:251663360;visibility:visible;mso-wrap-style:square;mso-width-percent:0;mso-height-percent:0;mso-wrap-distance-left:9pt;mso-wrap-distance-top:3.6pt;mso-wrap-distance-right:9pt;mso-wrap-distance-bottom:3.6pt;mso-position-horizontal:absolute;mso-position-horizontal-relative:text;mso-position-vertical:absolute;mso-position-vertical-relative:text;mso-width-percent:0;mso-height-percent:0;mso-width-relative:margin;mso-height-relative:margin;v-text-anchor:top" o:gfxdata="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" strokeweight="1pt">
+                <v:textbox>
+                  <w:txbxContent>
+                    <w:p>
+                      <w:pPr>
+                        <w:rPr>
+                          <w:rFonts w:ascii="Times New Roman" w:hAnsi="Times New Roman" w:cs="Times New Roman"/>
+                          <w:b/>
+                          <w:bCs/>
+                          <w:sz w:val="32"/>
+                          <w:szCs w:val="32"/>
+                          <w:lang w:val="en-US"/>
+                        </w:rPr>
+                      </w:pPr>
+                      <w:r>
+                        <w:rPr>
+                          <w:rFonts w:ascii="Times New Roman" w:hAnsi="Times New Roman" w:cs="Times New Roman"/>
+                          <w:b/>
+                          <w:bCs/>
+                          <w:sz w:val="32"/>
+                          <w:szCs w:val="32"/>
+                          <w:lang w:val="en-US"/>
+                        </w:rPr>
+                        <w:t xml:space="preserve">All </w:t>
+                      </w:r>
+                      <w:r>
+                        <w:rPr>
+                          <w:rFonts w:ascii="Times New Roman" w:hAnsi="Times New Roman" w:cs="Times New Roman"/>
+                          <w:b/>
+                          <w:bCs/>
+                          <w:sz w:val="32"/>
+                          <w:szCs w:val="32"/>
+                          <w:lang w:val="en-US"/>
+                        </w:rPr>
+                        <w:t>0</w:t>
+                      </w:r>
+                      <w:r>
+                        <w:rPr>
+                          <w:rFonts w:ascii="Times New Roman" w:hAnsi="Times New Roman" w:cs="Times New Roman"/>
+                          <w:b/>
+                          <w:bCs/>
+                          <w:sz w:val="32"/>
+                          <w:szCs w:val="32"/>
+                          <w:lang w:val="en-US"/>
+                        </w:rPr>
+                        <w:t xml:space="preserve"> Except 0 0</w:t>
+                      </w:r>
+                    </w:p>
+                  </w:txbxContent>
+                </v:textbox>
+                <w10:wrap type="square"/>
+              </v:shape>
+            </w:pict>
+          </mc:Fallback>
+        </mc:AlternateContent>
+      </w:r>
+      <w:r>
+        <w:rPr>
+          <w:rFonts w:ascii="Georgia" w:hAnsi="Georgia"/>
+          <w:b/>
+          <w:bCs/>
+          <w:noProof/>
+          <w:sz w:val="48"/>
+          <w:szCs w:val="48"/>
+          <w:u w:val="single"/>
+        </w:rPr>
+        <mc:AlternateContent>
+          <mc:Choice Requires="wps">
+            <w:drawing>
+              <wp:anchor distT="45720" distB="45720" distL="114300" distR="114300" simplePos="0" relativeHeight="251665408" behindDoc="0" locked="0" layoutInCell="1" allowOverlap="1" wp14:anchorId="5BB0119C" wp14:editId="16153738">
+                <wp:simplePos x="0" y="0"/>
+                <wp:positionH relativeFrom="column">
+                  <wp:posOffset>-195138</wp:posOffset>
+                </wp:positionH>
+                <wp:positionV relativeFrom="paragraph">
+                  <wp:posOffset>7701943</wp:posOffset>
+                </wp:positionV>
+                <wp:extent cx="1574165" cy="333375"/>
+                <wp:effectExtent l="0" t="0" r="26035" b="28575"/>
+                <wp:wrapSquare wrapText="bothSides"/>
+                <wp:docPr id="1086765253" name="Text Box 2"/>
+                <wp:cNvGraphicFramePr>
+                  <a:graphicFrameLocks xmlns:a="http://schemas.openxmlformats.org/drawingml/2006/main"/>
+                </wp:cNvGraphicFramePr>
+                <a:graphic xmlns:a="http://schemas.openxmlformats.org/drawingml/2006/main">
+                  <a:graphicData uri="http://schemas.microsoft.com/office/word/2010/wordprocessingShape">
+                    <wps:wsp>
+                      <wps:cNvSpPr txBox="1">
+                        <a:spLocks noChangeArrowheads="1"/>
+                      </wps:cNvSpPr>
+                      <wps:spPr bwMode="auto">
+                        <a:xfrm>
+                          <a:off x="0" y="0"/>
+                          <a:ext cx="1574165" cy="333375"/>
+                        </a:xfrm>
+                        <a:prstGeom prst="rect">
+                          <a:avLst/>
+                        </a:prstGeom>
+                        <a:solidFill>
+                          <a:srgbClr val="FFFFFF"/>
+                        </a:solidFill>
+                        <a:ln w="12700">
+                          <a:solidFill>
+                            <a:srgbClr val="000000"/>
+                          </a:solidFill>
+                          <a:miter lim="800000"/>
+                          <a:headEnd/>
+                          <a:tailEnd/>
+                        </a:ln>
+                      </wps:spPr>
+                      <wps:txbx>
+                        <w:txbxContent>
+                          <w:p>
+                            <w:pPr>
+                              <w:rPr>
+                                <w:rFonts w:ascii="Times New Roman" w:hAnsi="Times New Roman" w:cs="Times New Roman"/>
+                                <w:b/>
+                                <w:bCs/>
+                                <w:sz w:val="32"/>
+                                <w:szCs w:val="32"/>
+                                <w:lang w:val="en-US"/>
+                              </w:rPr>
+                            </w:pPr>
+                            <w:r>
+                              <w:rPr>
+                                <w:rFonts w:ascii="Times New Roman" w:hAnsi="Times New Roman" w:cs="Times New Roman"/>
+                                <w:b/>
+                                <w:bCs/>
+                                <w:sz w:val="32"/>
+                                <w:szCs w:val="32"/>
+                                <w:lang w:val="en-US"/>
+                              </w:rPr>
+                              <w:t xml:space="preserve">All </w:t>
+                            </w:r>
+                            <w:r>
+                              <w:rPr>
+                                <w:rFonts w:ascii="Times New Roman" w:hAnsi="Times New Roman" w:cs="Times New Roman"/>
+                                <w:b/>
+                                <w:bCs/>
+                                <w:sz w:val="32"/>
+                                <w:szCs w:val="32"/>
+                                <w:lang w:val="en-US"/>
+                              </w:rPr>
+                              <w:t>1</w:t>
+                            </w:r>
+                            <w:r>
+                              <w:rPr>
+                                <w:rFonts w:ascii="Times New Roman" w:hAnsi="Times New Roman" w:cs="Times New Roman"/>
+                                <w:b/>
+                                <w:bCs/>
+                                <w:sz w:val="32"/>
+                                <w:szCs w:val="32"/>
+                                <w:lang w:val="en-US"/>
+                              </w:rPr>
+                              <w:t xml:space="preserve"> Except 1</w:t>
+                            </w:r>
+                            <w:r>
+                              <w:rPr>
+                                <w:rFonts w:ascii="Times New Roman" w:hAnsi="Times New Roman" w:cs="Times New Roman"/>
+                                <w:b/>
+                                <w:bCs/>
+                                <w:sz w:val="32"/>
+                                <w:szCs w:val="32"/>
+                                <w:lang w:val="en-US"/>
+                              </w:rPr>
+                              <w:t xml:space="preserve"> 1</w:t>
+                            </w:r>
+                          </w:p>
+                        </w:txbxContent>
+                      </wps:txbx>
+                      <wps:bodyPr rot="0" vert="horz" wrap="square" lIns="91440" tIns="45720" rIns="91440" bIns="45720" anchor="t" anchorCtr="0">
+                        <a:noAutofit/>
+                      </wps:bodyPr>
+                    </wps:wsp>
+                  </a:graphicData>
+                </a:graphic>
+                <wp14:sizeRelH relativeFrom="margin">
+                  <wp14:pctWidth>0</wp14:pctWidth>
+                </wp14:sizeRelH>
+                <wp14:sizeRelV relativeFrom="margin">
+                  <wp14:pctHeight>0</wp14:pctHeight>
+                </wp14:sizeRelV>
+              </wp:anchor>
+            </w:drawing>
+          </mc:Choice>
+          <mc:Fallback>
+            <w:pict>
+              <v:shape w14:anchorId="5BB0119C" id="_x0000_s1027" type="#_x0000_t202" style="position:absolute;left:0;text-align:left;margin-left:-15.35pt;margin-top:606.45pt;width:123.95pt;height:26.25pt;z-index:251665408;visibility:visible;mso-wrap-style:square;mso-width-percent:0;mso-height-percent:0;mso-wrap-distance-left:9pt;mso-wrap-distance-top:3.6pt;mso-wrap-distance-right:9pt;mso-wrap-distance-bottom:3.6pt;mso-position-horizontal:absolute;mso-position-horizontal-relative:text;mso-position-vertical:absolute;mso-position-vertical-relative:text;mso-width-percent:0;mso-height-percent:0;mso-width-relative:margin;mso-height-relative:margin;v-text-anchor:top" o:gfxdata="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" strokeweight="1pt">
+                <v:textbox>
+                  <w:txbxContent>
+                    <w:p>
+                      <w:pPr>
+                        <w:rPr>
+                          <w:rFonts w:ascii="Times New Roman" w:hAnsi="Times New Roman" w:cs="Times New Roman"/>
+                          <w:b/>
+                          <w:bCs/>
+                          <w:sz w:val="32"/>
+                          <w:szCs w:val="32"/>
+                          <w:lang w:val="en-US"/>
+                        </w:rPr>
+                      </w:pPr>
+                      <w:r>
+                        <w:rPr>
+                          <w:rFonts w:ascii="Times New Roman" w:hAnsi="Times New Roman" w:cs="Times New Roman"/>
+                          <w:b/>
+                          <w:bCs/>
+                          <w:sz w:val="32"/>
+                          <w:szCs w:val="32"/>
+                          <w:lang w:val="en-US"/>
+                        </w:rPr>
+                        <w:t xml:space="preserve">All </w:t>
+                      </w:r>
+                      <w:r>
+                        <w:rPr>
+                          <w:rFonts w:ascii="Times New Roman" w:hAnsi="Times New Roman" w:cs="Times New Roman"/>
+                          <w:b/>
+                          <w:bCs/>
+                          <w:sz w:val="32"/>
+                          <w:szCs w:val="32"/>
+                          <w:lang w:val="en-US"/>
+                        </w:rPr>
+                        <w:t>1</w:t>
+                      </w:r>
+                      <w:r>
+                        <w:rPr>
+                          <w:rFonts w:ascii="Times New Roman" w:hAnsi="Times New Roman" w:cs="Times New Roman"/>
+                          <w:b/>
+                          <w:bCs/>
+                          <w:sz w:val="32"/>
+                          <w:szCs w:val="32"/>
+                          <w:lang w:val="en-US"/>
+                        </w:rPr>
+                        <w:t xml:space="preserve"> Except 1</w:t>
+                      </w:r>
+                      <w:r>
+                        <w:rPr>
+                          <w:rFonts w:ascii="Times New Roman" w:hAnsi="Times New Roman" w:cs="Times New Roman"/>
+                          <w:b/>
+                          <w:bCs/>
+                          <w:sz w:val="32"/>
+                          <w:szCs w:val="32"/>
+                          <w:lang w:val="en-US"/>
+                        </w:rPr>
+                        <w:t xml:space="preserve"> 1</w:t>
+                      </w:r>
+                    </w:p>
+                  </w:txbxContent>
+                </v:textbox>
+                <w10:wrap type="square"/>
+              </v:shape>
+            </w:pict>
+          </mc:Fallback>
+        </mc:AlternateContent>
+      </w:r>
+      <w:r>
+        <w:rPr>
+          <w:rFonts w:ascii="Georgia" w:hAnsi="Georgia"/>
+          <w:b/>
+          <w:bCs/>
+          <w:noProof/>
+          <w:sz w:val="48"/>
+          <w:szCs w:val="48"/>
+          <w:u w:val="single"/>
+        </w:rPr>
+        <mc:AlternateContent>
+          <mc:Choice Requires="wps">
+            <w:drawing>
+              <wp:anchor distT="45720" distB="45720" distL="114300" distR="114300" simplePos="0" relativeHeight="251667456" behindDoc="0" locked="0" layoutInCell="1" allowOverlap="1" wp14:anchorId="7EA8E53D" wp14:editId="4D4AE2C1">
+                <wp:simplePos x="0" y="0"/>
+                <wp:positionH relativeFrom="column">
+                  <wp:posOffset>3693160</wp:posOffset>
+                </wp:positionH>
+                <wp:positionV relativeFrom="paragraph">
+                  <wp:posOffset>7701915</wp:posOffset>
+                </wp:positionV>
+                <wp:extent cx="1478915" cy="333375"/>
+                <wp:effectExtent l="0" t="0" r="26035" b="28575"/>
+                <wp:wrapSquare wrapText="bothSides"/>
+                <wp:docPr id="1343162946" name="Text Box 2"/>
+                <wp:cNvGraphicFramePr>
+                  <a:graphicFrameLocks xmlns:a="http://schemas.openxmlformats.org/drawingml/2006/main"/>
+                </wp:cNvGraphicFramePr>
+                <a:graphic xmlns:a="http://schemas.openxmlformats.org/drawingml/2006/main">
+                  <a:graphicData uri="http://schemas.microsoft.com/office/word/2010/wordprocessingShape">
+                    <wps:wsp>
+                      <wps:cNvSpPr txBox="1">
+                        <a:spLocks noChangeArrowheads="1"/>
+                      </wps:cNvSpPr>
+                      <wps:spPr bwMode="auto">
+                        <a:xfrm>
+                          <a:off x="0" y="0"/>
+                          <a:ext cx="1478915" cy="333375"/>
+                        </a:xfrm>
+                        <a:prstGeom prst="rect">
+                          <a:avLst/>
+                        </a:prstGeom>
+                        <a:solidFill>
+                          <a:srgbClr val="FFFFFF"/>
+                        </a:solidFill>
+                        <a:ln w="12700">
+                          <a:solidFill>
+                            <a:srgbClr val="000000"/>
+                          </a:solidFill>
+                          <a:miter lim="800000"/>
+                          <a:headEnd/>
+                          <a:tailEnd/>
+                        </a:ln>
+                      </wps:spPr>
+                      <wps:txbx>
+                        <w:txbxContent>
+                          <w:p>
+                            <w:pPr>
+                              <w:rPr>
+                                <w:rFonts w:ascii="Times New Roman" w:hAnsi="Times New Roman" w:cs="Times New Roman"/>
+                                <w:b/>
+                                <w:bCs/>
+                                <w:sz w:val="32"/>
+                                <w:szCs w:val="32"/>
+                                <w:lang w:val="en-US"/>
+                              </w:rPr>
+                            </w:pPr>
+                            <w:r>
+                              <w:rPr>
+                                <w:rFonts w:ascii="Times New Roman" w:hAnsi="Times New Roman" w:cs="Times New Roman"/>
+                                <w:b/>
+                                <w:bCs/>
+                                <w:sz w:val="32"/>
+                                <w:szCs w:val="32"/>
+                                <w:lang w:val="en-US"/>
+                              </w:rPr>
+                              <w:t>Not Same =&gt; 1</w:t>
+                            </w:r>
+                          </w:p>
+                        </w:txbxContent>
+                      </wps:txbx>
+                      <wps:bodyPr rot="0" vert="horz" wrap="square" lIns="91440" tIns="45720" rIns="91440" bIns="45720" anchor="t" anchorCtr="0">
+                        <a:noAutofit/>
+                      </wps:bodyPr>
+                    </wps:wsp>
+                  </a:graphicData>
+                </a:graphic>
+                <wp14:sizeRelH relativeFrom="margin">
+                  <wp14:pctWidth>0</wp14:pctWidth>
+                </wp14:sizeRelH>
+                <wp14:sizeRelV relativeFrom="margin">
+                  <wp14:pctHeight>0</wp14:pctHeight>
+                </wp14:sizeRelV>
+              </wp:anchor>
+            </w:drawing>
+          </mc:Choice>
+          <mc:Fallback>
+            <w:pict>
+              <v:shape w14:anchorId="7EA8E53D" id="_x0000_s1028" type="#_x0000_t202" style="position:absolute;left:0;text-align:left;margin-left:290.8pt;margin-top:606.45pt;width:116.45pt;height:26.25pt;z-index:251667456;visibility:visible;mso-wrap-style:square;mso-width-percent:0;mso-height-percent:0;mso-wrap-distance-left:9pt;mso-wrap-distance-top:3.6pt;mso-wrap-distance-right:9pt;mso-wrap-distance-bottom:3.6pt;mso-position-horizontal:absolute;mso-position-horizontal-relative:text;mso-position-vertical:absolute;mso-position-vertical-relative:text;mso-width-percent:0;mso-height-percent:0;mso-width-relative:margin;mso-height-relative:margin;v-text-anchor:top" o:gfxdata="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" strokeweight="1pt">
+                <v:textbox>
+                  <w:txbxContent>
+                    <w:p>
+                      <w:pPr>
+                        <w:rPr>
+                          <w:rFonts w:ascii="Times New Roman" w:hAnsi="Times New Roman" w:cs="Times New Roman"/>
+                          <w:b/>
+                          <w:bCs/>
+                          <w:sz w:val="32"/>
+                          <w:szCs w:val="32"/>
+                          <w:lang w:val="en-US"/>
+                        </w:rPr>
+                      </w:pPr>
+                      <w:r>
+                        <w:rPr>
+                          <w:rFonts w:ascii="Times New Roman" w:hAnsi="Times New Roman" w:cs="Times New Roman"/>
+                          <w:b/>
+                          <w:bCs/>
+                          <w:sz w:val="32"/>
+                          <w:szCs w:val="32"/>
+                          <w:lang w:val="en-US"/>
+                        </w:rPr>
+                        <w:t>Not Same =&gt; 1</w:t>
+                      </w:r>
+                    </w:p>
+                  </w:txbxContent>
+                </v:textbox>
+                <w10:wrap type="square"/>
+              </v:shape>
+            </w:pict>
+          </mc:Fallback>
+        </mc:AlternateContent>
+      </w:r>
+      <w:r>
+        <w:rPr>
+          <w:rFonts w:ascii="Georgia" w:hAnsi="Georgia"/>
+          <w:b/>
+          <w:bCs/>
+          <w:noProof/>
+          <w:sz w:val="48"/>
+          <w:szCs w:val="48"/>
+          <w:u w:val="single"/>
+        </w:rPr>
+        <mc:AlternateContent>
+          <mc:Choice Requires="wps">
+            <w:drawing>
+              <wp:anchor distT="45720" distB="45720" distL="114300" distR="114300" simplePos="0" relativeHeight="251669504" behindDoc="0" locked="0" layoutInCell="1" allowOverlap="1" wp14:anchorId="387FAA65" wp14:editId="15F6ABBF">
+                <wp:simplePos x="0" y="0"/>
+                <wp:positionH relativeFrom="margin">
+                  <wp:posOffset>5442088</wp:posOffset>
+                </wp:positionH>
+                <wp:positionV relativeFrom="paragraph">
+                  <wp:posOffset>7694267</wp:posOffset>
+                </wp:positionV>
+                <wp:extent cx="1104900" cy="333375"/>
+                <wp:effectExtent l="0" t="0" r="19050" b="28575"/>
+                <wp:wrapSquare wrapText="bothSides"/>
+                <wp:docPr id="1429680296" name="Text Box 2"/>
+                <wp:cNvGraphicFramePr>
+                  <a:graphicFrameLocks xmlns:a="http://schemas.openxmlformats.org/drawingml/2006/main"/>
+                </wp:cNvGraphicFramePr>
+                <a:graphic xmlns:a="http://schemas.openxmlformats.org/drawingml/2006/main">
+                  <a:graphicData uri="http://schemas.microsoft.com/office/word/2010/wordprocessingShape">
+                    <wps:wsp>
+                      <wps:cNvSpPr txBox="1">
+                        <a:spLocks noChangeArrowheads="1"/>
+                      </wps:cNvSpPr>
+                      <wps:spPr bwMode="auto">
+                        <a:xfrm>
+                          <a:off x="0" y="0"/>
+                          <a:ext cx="1104900" cy="333375"/>
+                        </a:xfrm>
+                        <a:prstGeom prst="rect">
+                          <a:avLst/>
+                        </a:prstGeom>
+                        <a:solidFill>
+                          <a:srgbClr val="FFFFFF"/>
+                        </a:solidFill>
+                        <a:ln w="12700">
+                          <a:solidFill>
+                            <a:srgbClr val="000000"/>
+                          </a:solidFill>
+                          <a:miter lim="800000"/>
+                          <a:headEnd/>
+                          <a:tailEnd/>
+                        </a:ln>
+                      </wps:spPr>
+                      <wps:txbx>
+                        <w:txbxContent>
+                          <w:p>
+                            <w:pPr>
+                              <w:rPr>
+                                <w:rFonts w:ascii="Times New Roman" w:hAnsi="Times New Roman" w:cs="Times New Roman"/>
+                                <w:b/>
+                                <w:bCs/>
+                                <w:sz w:val="32"/>
+                                <w:szCs w:val="32"/>
+                                <w:lang w:val="en-US"/>
+                              </w:rPr>
+                            </w:pPr>
+                            <w:r>
+                              <w:rPr>
+                                <w:rFonts w:ascii="Times New Roman" w:hAnsi="Times New Roman" w:cs="Times New Roman"/>
+                                <w:b/>
+                                <w:bCs/>
+                                <w:sz w:val="32"/>
+                                <w:szCs w:val="32"/>
+                                <w:lang w:val="en-US"/>
+                              </w:rPr>
+                              <w:t>Same =&gt; 1</w:t>
+                            </w:r>
+                          </w:p>
+                        </w:txbxContent>
+                      </wps:txbx>
+                      <wps:bodyPr rot="0" vert="horz" wrap="square" lIns="91440" tIns="45720" rIns="91440" bIns="45720" anchor="t" anchorCtr="0">
+                        <a:noAutofit/>
+                      </wps:bodyPr>
+                    </wps:wsp>
+                  </a:graphicData>
+                </a:graphic>
+                <wp14:sizeRelH relativeFrom="margin">
+                  <wp14:pctWidth>0</wp14:pctWidth>
+                </wp14:sizeRelH>
+                <wp14:sizeRelV relativeFrom="margin">
+                  <wp14:pctHeight>0</wp14:pctHeight>
+                </wp14:sizeRelV>
+              </wp:anchor>
+            </w:drawing>
+          </mc:Choice>
+          <mc:Fallback>
+            <w:pict>
+              <v:shape w14:anchorId="387FAA65" id="_x0000_s1029" type="#_x0000_t202" style="position:absolute;left:0;text-align:left;margin-left:428.5pt;margin-top:605.85pt;width:87pt;height:26.25pt;z-index:251669504;visibility:visible;mso-wrap-style:square;mso-width-percent:0;mso-height-percent:0;mso-wrap-distance-left:9pt;mso-wrap-distance-top:3.6pt;mso-wrap-distance-right:9pt;mso-wrap-distance-bottom:3.6pt;mso-position-horizontal:absolute;mso-position-horizontal-relative:margin;mso-position-vertical:absolute;mso-position-vertical-relative:text;mso-width-percent:0;mso-height-percent:0;mso-width-relative:margin;mso-height-relative:margin;v-text-anchor:top" o:gfxdata="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" strokeweight="1pt">
+                <v:textbox>
+                  <w:txbxContent>
+                    <w:p>
+                      <w:pPr>
+                        <w:rPr>
+                          <w:rFonts w:ascii="Times New Roman" w:hAnsi="Times New Roman" w:cs="Times New Roman"/>
+                          <w:b/>
+                          <w:bCs/>
+                          <w:sz w:val="32"/>
+                          <w:szCs w:val="32"/>
+                          <w:lang w:val="en-US"/>
+                        </w:rPr>
+                      </w:pPr>
+                      <w:r>
+                        <w:rPr>
+                          <w:rFonts w:ascii="Times New Roman" w:hAnsi="Times New Roman" w:cs="Times New Roman"/>
+                          <w:b/>
+                          <w:bCs/>
+                          <w:sz w:val="32"/>
+                          <w:szCs w:val="32"/>
+                          <w:lang w:val="en-US"/>
+                        </w:rPr>
+                        <w:t>Same =&gt; 1</w:t>
+                      </w:r>
+                    </w:p>
+                  </w:txbxContent>
+                </v:textbox>
+                <w10:wrap type="square" anchorx="margin"/>
+              </v:shape>
+            </w:pict>
+          </mc:Fallback>
+        </mc:AlternateContent>
+      </w:r>
+      <w:r>
+        <w:rPr>
           <w:noProof/>
         </w:rPr>
         <w:drawing>
@@ -440,16 +1082,7 @@
             <w:szCs w:val="36"/>
             <w:lang w:val="en-US"/>
           </w:rPr>
-          <m:t xml:space="preserve"> </m:t>
-        </m:r>
-        <m:r>
-          <w:rPr>
-            <w:rFonts w:ascii="Cambria Math" w:eastAsiaTheme="minorEastAsia" w:hAnsi="Cambria Math" w:cs="Times New Roman"/>
-            <w:sz w:val="36"/>
-            <w:szCs w:val="36"/>
-            <w:lang w:val="en-US"/>
-          </w:rPr>
-          <m:t>A</m:t>
+          <m:t xml:space="preserve"> A</m:t>
         </m:r>
         <m:acc>
           <m:accPr>
@@ -638,16 +1271,7 @@
             <w:szCs w:val="36"/>
             <w:lang w:val="en-US"/>
           </w:rPr>
-          <m:t>A</m:t>
-        </m:r>
-        <m:r>
-          <w:rPr>
-            <w:rFonts w:ascii="Cambria Math" w:hAnsi="Cambria Math" w:cs="Times New Roman"/>
-            <w:sz w:val="36"/>
-            <w:szCs w:val="36"/>
-            <w:lang w:val="en-US"/>
-          </w:rPr>
-          <m:t>B+</m:t>
+          <m:t>AB+</m:t>
         </m:r>
         <m:r>
           <w:rPr>
@@ -679,16 +1303,7 @@
                 <w:szCs w:val="36"/>
                 <w:lang w:val="en-US"/>
               </w:rPr>
-              <m:t>A</m:t>
-            </m:r>
-            <m:r>
-              <w:rPr>
-                <w:rFonts w:ascii="Cambria Math" w:hAnsi="Cambria Math" w:cs="Times New Roman"/>
-                <w:sz w:val="36"/>
-                <w:szCs w:val="36"/>
-                <w:lang w:val="en-US"/>
-              </w:rPr>
-              <m:t>B</m:t>
+              <m:t>AB</m:t>
             </m:r>
           </m:e>
         </m:acc>

--- a/2 Digital Electronics & VLSI/1 Logic Gates.docx
+++ b/2 Digital Electronics & VLSI/1 Logic Gates.docx
@@ -2,104 +2,6 @@
 <file path=word/document.xml><?xml version="1.0" encoding="utf-8"?>
 <w:document xmlns:wpc="http://schemas.microsoft.com/office/word/2010/wordprocessingCanvas" xmlns:cx="http://schemas.microsoft.com/office/drawing/2014/chartex" xmlns:cx1="http://schemas.microsoft.com/office/drawing/2015/9/8/chartex" xmlns:cx2="http://schemas.microsoft.com/office/drawing/2015/10/21/chartex" xmlns:cx3="http://schemas.microsoft.com/office/drawing/2016/5/9/chartex" xmlns:cx4="http://schemas.microsoft.com/office/drawing/2016/5/10/chartex" xmlns:cx5="http://schemas.microsoft.com/office/drawing/2016/5/11/chartex" xmlns:cx6="http://schemas.microsoft.com/office/drawing/2016/5/12/chartex" xmlns:cx7="http://schemas.microsoft.com/office/drawing/2016/5/13/chartex" xmlns:cx8="http://schemas.microsoft.com/office/drawing/2016/5/14/chartex" xmlns:mc="http://schemas.openxmlformats.org/markup-compatibility/2006" xmlns:aink="http://schemas.microsoft.com/office/drawing/2016/ink" xmlns:am3d="http://schemas.microsoft.com/office/drawing/2017/model3d" xmlns:o="urn:schemas-microsoft-com:office:office" xmlns:oel="http://schemas.microsoft.com/office/2019/extlst" xmlns:r="http://schemas.openxmlformats.org/officeDocument/2006/relationships" xmlns:m="http://schemas.openxmlformats.org/officeDocument/2006/math" xmlns:v="urn:schemas-microsoft-com:vml" xmlns:wp14="http://schemas.microsoft.com/office/word/2010/wordprocessingDrawing" xmlns:wp="http://schemas.openxmlformats.org/drawingml/2006/wordprocessingDrawing" xmlns:w10="urn:schemas-microsoft-com:office:word" xmlns:w="http://schemas.openxmlformats.org/wordprocessingml/2006/main" xmlns:w14="http://schemas.microsoft.com/office/word/2010/wordml" xmlns:w15="http://schemas.microsoft.com/office/word/2012/wordml" xmlns:w16cex="http://schemas.microsoft.com/office/word/2018/wordml/cex" xmlns:w16cid="http://schemas.microsoft.com/office/word/2016/wordml/cid" xmlns:w16="http://schemas.microsoft.com/office/word/2018/wordml" xmlns:w16du="http://schemas.microsoft.com/office/word/2023/wordml/word16du" xmlns:w16sdtdh="http://schemas.microsoft.com/office/word/2020/wordml/sdtdatahash" xmlns:w16sdtfl="http://schemas.microsoft.com/office/word/2024/wordml/sdtformatlock" xmlns:w16se="http://schemas.microsoft.com/office/word/2015/wordml/symex" xmlns:wpg="http://schemas.microsoft.com/office/word/2010/wordprocessingGroup" xmlns:wpi="http://schemas.microsoft.com/office/word/2010/wordprocessingInk" xmlns:wne="http://schemas.microsoft.com/office/word/2006/wordml" xmlns:wps="http://schemas.microsoft.com/office/word/2010/wordprocessingShape" mc:Ignorable="w14 w15 w16se w16cid w16 w16cex w16sdtdh w16sdtfl w16du wp14">
   <w:body>
-    <w:p>
-      <w:pPr>
-        <w:jc w:val="center"/>
-        <w:rPr>
-          <w:rFonts w:ascii="Georgia" w:hAnsi="Georgia"/>
-          <w:b/>
-          <w:bCs/>
-          <w:sz w:val="48"/>
-          <w:szCs w:val="48"/>
-          <w:u w:val="single"/>
-        </w:rPr>
-      </w:pPr>
-      <w:r>
-        <w:rPr>
-          <w:noProof/>
-        </w:rPr>
-        <w:drawing>
-          <wp:anchor distT="0" distB="0" distL="114300" distR="114300" simplePos="0" relativeHeight="251659264" behindDoc="0" locked="0" layoutInCell="1" allowOverlap="1" wp14:anchorId="3B603B2E" wp14:editId="19ABC67B">
-            <wp:simplePos x="0" y="0"/>
-            <wp:positionH relativeFrom="column">
-              <wp:posOffset>27940</wp:posOffset>
-            </wp:positionH>
-            <wp:positionV relativeFrom="paragraph">
-              <wp:posOffset>464820</wp:posOffset>
-            </wp:positionV>
-            <wp:extent cx="6597015" cy="3625850"/>
-            <wp:effectExtent l="19050" t="19050" r="13335" b="12700"/>
-            <wp:wrapSquare wrapText="bothSides"/>
-            <wp:docPr id="288232017" name="Picture 6" descr="How To Build Logic Circuit From Truth Table Wiring Diagram"/>
-            <wp:cNvGraphicFramePr>
-              <a:graphicFrameLocks xmlns:a="http://schemas.openxmlformats.org/drawingml/2006/main" noChangeAspect="1"/>
-            </wp:cNvGraphicFramePr>
-            <a:graphic xmlns:a="http://schemas.openxmlformats.org/drawingml/2006/main">
-              <a:graphicData uri="http://schemas.openxmlformats.org/drawingml/2006/picture">
-                <pic:pic xmlns:pic="http://schemas.openxmlformats.org/drawingml/2006/picture">
-                  <pic:nvPicPr>
-                    <pic:cNvPr id="0" name="Picture 17" descr="How To Build Logic Circuit From Truth Table Wiring Diagram"/>
-                    <pic:cNvPicPr>
-                      <a:picLocks noChangeAspect="1" noChangeArrowheads="1"/>
-                    </pic:cNvPicPr>
-                  </pic:nvPicPr>
-                  <pic:blipFill rotWithShape="1">
-                    <a:blip r:embed="rId5">
-                      <a:extLst>
-                        <a:ext uri="{28A0092B-C50C-407E-A947-70E740481C1C}">
-                          <a14:useLocalDpi xmlns:a14="http://schemas.microsoft.com/office/drawing/2010/main" val="0"/>
-                        </a:ext>
-                      </a:extLst>
-                    </a:blip>
-                    <a:srcRect l="4284" t="5251" r="3331" b="3614"/>
-                    <a:stretch>
-                      <a:fillRect/>
-                    </a:stretch>
-                  </pic:blipFill>
-                  <pic:spPr bwMode="auto">
-                    <a:xfrm>
-                      <a:off x="0" y="0"/>
-                      <a:ext cx="6597015" cy="3625850"/>
-                    </a:xfrm>
-                    <a:prstGeom prst="rect">
-                      <a:avLst/>
-                    </a:prstGeom>
-                    <a:noFill/>
-                    <a:ln>
-                      <a:solidFill>
-                        <a:schemeClr val="tx1"/>
-                      </a:solidFill>
-                    </a:ln>
-                    <a:extLst>
-                      <a:ext uri="{53640926-AAD7-44D8-BBD7-CCE9431645EC}">
-                        <a14:shadowObscured xmlns:a14="http://schemas.microsoft.com/office/drawing/2010/main"/>
-                      </a:ext>
-                    </a:extLst>
-                  </pic:spPr>
-                </pic:pic>
-              </a:graphicData>
-            </a:graphic>
-            <wp14:sizeRelH relativeFrom="margin">
-              <wp14:pctWidth>0</wp14:pctWidth>
-            </wp14:sizeRelH>
-            <wp14:sizeRelV relativeFrom="margin">
-              <wp14:pctHeight>0</wp14:pctHeight>
-            </wp14:sizeRelV>
-          </wp:anchor>
-        </w:drawing>
-      </w:r>
-      <w:r>
-        <w:rPr>
-          <w:rFonts w:ascii="Georgia" w:hAnsi="Georgia"/>
-          <w:b/>
-          <w:bCs/>
-          <w:sz w:val="48"/>
-          <w:szCs w:val="48"/>
-          <w:u w:val="single"/>
-        </w:rPr>
-        <w:t>Logic Gates</w:t>
-      </w:r>
-    </w:p>
     <w:p>
       <w:pPr>
         <w:jc w:val="center"/>
@@ -125,18 +27,177 @@
         <mc:AlternateContent>
           <mc:Choice Requires="wps">
             <w:drawing>
-              <wp:anchor distT="45720" distB="45720" distL="114300" distR="114300" simplePos="0" relativeHeight="251663360" behindDoc="0" locked="0" layoutInCell="1" allowOverlap="1" wp14:anchorId="1A85C11D" wp14:editId="2404508D">
+              <wp:anchor distT="0" distB="0" distL="114300" distR="114300" simplePos="0" relativeHeight="251674624" behindDoc="0" locked="0" layoutInCell="1" allowOverlap="1" wp14:anchorId="73FA300F" wp14:editId="101D7BB6">
                 <wp:simplePos x="0" y="0"/>
                 <wp:positionH relativeFrom="column">
-                  <wp:posOffset>1617372</wp:posOffset>
+                  <wp:posOffset>1701800</wp:posOffset>
                 </wp:positionH>
                 <wp:positionV relativeFrom="paragraph">
-                  <wp:posOffset>7718149</wp:posOffset>
+                  <wp:posOffset>7981950</wp:posOffset>
                 </wp:positionV>
-                <wp:extent cx="1574165" cy="333375"/>
-                <wp:effectExtent l="0" t="0" r="26035" b="28575"/>
+                <wp:extent cx="1416050" cy="419100"/>
+                <wp:effectExtent l="19050" t="19050" r="12700" b="19050"/>
+                <wp:wrapNone/>
+                <wp:docPr id="1117378475" name="Rectangle 5"/>
+                <wp:cNvGraphicFramePr/>
+                <a:graphic xmlns:a="http://schemas.openxmlformats.org/drawingml/2006/main">
+                  <a:graphicData uri="http://schemas.microsoft.com/office/word/2010/wordprocessingShape">
+                    <wps:wsp>
+                      <wps:cNvSpPr/>
+                      <wps:spPr>
+                        <a:xfrm>
+                          <a:off x="0" y="0"/>
+                          <a:ext cx="1416050" cy="419100"/>
+                        </a:xfrm>
+                        <a:prstGeom prst="rect">
+                          <a:avLst/>
+                        </a:prstGeom>
+                        <a:noFill/>
+                        <a:ln w="28575">
+                          <a:solidFill>
+                            <a:srgbClr val="EE0000"/>
+                          </a:solidFill>
+                        </a:ln>
+                      </wps:spPr>
+                      <wps:style>
+                        <a:lnRef idx="2">
+                          <a:schemeClr val="accent6"/>
+                        </a:lnRef>
+                        <a:fillRef idx="1">
+                          <a:schemeClr val="lt1"/>
+                        </a:fillRef>
+                        <a:effectRef idx="0">
+                          <a:schemeClr val="accent6"/>
+                        </a:effectRef>
+                        <a:fontRef idx="minor">
+                          <a:schemeClr val="dk1"/>
+                        </a:fontRef>
+                      </wps:style>
+                      <wps:bodyPr rot="0" spcFirstLastPara="0" vertOverflow="overflow" horzOverflow="overflow" vert="horz" wrap="square" lIns="91440" tIns="45720" rIns="91440" bIns="45720" numCol="1" spcCol="0" rtlCol="0" fromWordArt="0" anchor="ctr" anchorCtr="0" forceAA="0" compatLnSpc="1">
+                        <a:prstTxWarp prst="textNoShape">
+                          <a:avLst/>
+                        </a:prstTxWarp>
+                        <a:noAutofit/>
+                      </wps:bodyPr>
+                    </wps:wsp>
+                  </a:graphicData>
+                </a:graphic>
+                <wp14:sizeRelV relativeFrom="margin">
+                  <wp14:pctHeight>0</wp14:pctHeight>
+                </wp14:sizeRelV>
+              </wp:anchor>
+            </w:drawing>
+          </mc:Choice>
+          <mc:Fallback>
+            <w:pict>
+              <v:rect w14:anchorId="5C499EBE" id="Rectangle 5" o:spid="_x0000_s1026" style="position:absolute;margin-left:134pt;margin-top:628.5pt;width:111.5pt;height:33pt;z-index:251674624;visibility:visible;mso-wrap-style:square;mso-height-percent:0;mso-wrap-distance-left:9pt;mso-wrap-distance-top:0;mso-wrap-distance-right:9pt;mso-wrap-distance-bottom:0;mso-position-horizontal:absolute;mso-position-horizontal-relative:text;mso-position-vertical:absolute;mso-position-vertical-relative:text;mso-height-percent:0;mso-height-relative:margin;v-text-anchor:middle" o:gfxdata="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" filled="f" strokecolor="#e00" strokeweight="2.25pt"/>
+            </w:pict>
+          </mc:Fallback>
+        </mc:AlternateContent>
+      </w:r>
+      <w:r>
+        <w:rPr>
+          <w:rFonts w:ascii="Georgia" w:hAnsi="Georgia"/>
+          <w:b/>
+          <w:bCs/>
+          <w:noProof/>
+          <w:sz w:val="48"/>
+          <w:szCs w:val="48"/>
+          <w:u w:val="single"/>
+        </w:rPr>
+        <mc:AlternateContent>
+          <mc:Choice Requires="wps">
+            <w:drawing>
+              <wp:anchor distT="0" distB="0" distL="114300" distR="114300" simplePos="0" relativeHeight="251672576" behindDoc="0" locked="0" layoutInCell="1" allowOverlap="1" wp14:anchorId="63FD970A" wp14:editId="3525C1E6">
+                <wp:simplePos x="0" y="0"/>
+                <wp:positionH relativeFrom="column">
+                  <wp:posOffset>-95250</wp:posOffset>
+                </wp:positionH>
+                <wp:positionV relativeFrom="paragraph">
+                  <wp:posOffset>7956550</wp:posOffset>
+                </wp:positionV>
+                <wp:extent cx="1416050" cy="444500"/>
+                <wp:effectExtent l="19050" t="19050" r="12700" b="12700"/>
+                <wp:wrapNone/>
+                <wp:docPr id="1055132127" name="Rectangle 5"/>
+                <wp:cNvGraphicFramePr/>
+                <a:graphic xmlns:a="http://schemas.openxmlformats.org/drawingml/2006/main">
+                  <a:graphicData uri="http://schemas.microsoft.com/office/word/2010/wordprocessingShape">
+                    <wps:wsp>
+                      <wps:cNvSpPr/>
+                      <wps:spPr>
+                        <a:xfrm>
+                          <a:off x="0" y="0"/>
+                          <a:ext cx="1416050" cy="444500"/>
+                        </a:xfrm>
+                        <a:prstGeom prst="rect">
+                          <a:avLst/>
+                        </a:prstGeom>
+                        <a:noFill/>
+                        <a:ln w="28575">
+                          <a:solidFill>
+                            <a:srgbClr val="EE0000"/>
+                          </a:solidFill>
+                        </a:ln>
+                      </wps:spPr>
+                      <wps:style>
+                        <a:lnRef idx="2">
+                          <a:schemeClr val="accent6"/>
+                        </a:lnRef>
+                        <a:fillRef idx="1">
+                          <a:schemeClr val="lt1"/>
+                        </a:fillRef>
+                        <a:effectRef idx="0">
+                          <a:schemeClr val="accent6"/>
+                        </a:effectRef>
+                        <a:fontRef idx="minor">
+                          <a:schemeClr val="dk1"/>
+                        </a:fontRef>
+                      </wps:style>
+                      <wps:bodyPr rot="0" spcFirstLastPara="0" vertOverflow="overflow" horzOverflow="overflow" vert="horz" wrap="square" lIns="91440" tIns="45720" rIns="91440" bIns="45720" numCol="1" spcCol="0" rtlCol="0" fromWordArt="0" anchor="ctr" anchorCtr="0" forceAA="0" compatLnSpc="1">
+                        <a:prstTxWarp prst="textNoShape">
+                          <a:avLst/>
+                        </a:prstTxWarp>
+                        <a:noAutofit/>
+                      </wps:bodyPr>
+                    </wps:wsp>
+                  </a:graphicData>
+                </a:graphic>
+              </wp:anchor>
+            </w:drawing>
+          </mc:Choice>
+          <mc:Fallback>
+            <w:pict>
+              <v:rect w14:anchorId="128B83CA" id="Rectangle 5" o:spid="_x0000_s1026" style="position:absolute;margin-left:-7.5pt;margin-top:626.5pt;width:111.5pt;height:35pt;z-index:251672576;visibility:visible;mso-wrap-style:square;mso-wrap-distance-left:9pt;mso-wrap-distance-top:0;mso-wrap-distance-right:9pt;mso-wrap-distance-bottom:0;mso-position-horizontal:absolute;mso-position-horizontal-relative:text;mso-position-vertical:absolute;mso-position-vertical-relative:text;v-text-anchor:middle" o:gfxdata="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" filled="f" strokecolor="#e00" strokeweight="2.25pt"/>
+            </w:pict>
+          </mc:Fallback>
+        </mc:AlternateContent>
+      </w:r>
+      <w:r>
+        <w:rPr>
+          <w:rFonts w:ascii="Georgia" w:hAnsi="Georgia"/>
+          <w:b/>
+          <w:bCs/>
+          <w:noProof/>
+          <w:sz w:val="48"/>
+          <w:szCs w:val="48"/>
+          <w:u w:val="single"/>
+        </w:rPr>
+        <mc:AlternateContent>
+          <mc:Choice Requires="wps">
+            <w:drawing>
+              <wp:anchor distT="45720" distB="45720" distL="114300" distR="114300" simplePos="0" relativeHeight="251669504" behindDoc="0" locked="0" layoutInCell="1" allowOverlap="1" wp14:anchorId="387FAA65" wp14:editId="48069503">
+                <wp:simplePos x="0" y="0"/>
+                <wp:positionH relativeFrom="margin">
+                  <wp:posOffset>5422900</wp:posOffset>
+                </wp:positionH>
+                <wp:positionV relativeFrom="paragraph">
+                  <wp:posOffset>8033385</wp:posOffset>
+                </wp:positionV>
+                <wp:extent cx="1104900" cy="333375"/>
+                <wp:effectExtent l="0" t="0" r="19050" b="28575"/>
                 <wp:wrapSquare wrapText="bothSides"/>
-                <wp:docPr id="217" name="Text Box 2"/>
+                <wp:docPr id="1429680296" name="Text Box 2"/>
                 <wp:cNvGraphicFramePr>
                   <a:graphicFrameLocks xmlns:a="http://schemas.openxmlformats.org/drawingml/2006/main"/>
                 </wp:cNvGraphicFramePr>
@@ -149,7 +210,7 @@
                       <wps:spPr bwMode="auto">
                         <a:xfrm>
                           <a:off x="0" y="0"/>
-                          <a:ext cx="1574165" cy="333375"/>
+                          <a:ext cx="1104900" cy="333375"/>
                         </a:xfrm>
                         <a:prstGeom prst="rect">
                           <a:avLst/>
@@ -188,29 +249,7 @@
                                 <w:szCs w:val="32"/>
                                 <w:lang w:val="en-US"/>
                               </w:rPr>
-                              <w:t xml:space="preserve">All </w:t>
-                            </w:r>
-                            <w:r>
-                              <w:rPr>
-                                <w:rFonts w:ascii="Times New Roman" w:hAnsi="Times New Roman" w:cs="Times New Roman"/>
-                                <w:b/>
-                                <w:bCs/>
-                                <w:sz w:val="32"/>
-                                <w:szCs w:val="32"/>
-                                <w:lang w:val="en-US"/>
-                              </w:rPr>
-                              <w:t>0</w:t>
-                            </w:r>
-                            <w:r>
-                              <w:rPr>
-                                <w:rFonts w:ascii="Times New Roman" w:hAnsi="Times New Roman" w:cs="Times New Roman"/>
-                                <w:b/>
-                                <w:bCs/>
-                                <w:sz w:val="32"/>
-                                <w:szCs w:val="32"/>
-                                <w:lang w:val="en-US"/>
-                              </w:rPr>
-                              <w:t xml:space="preserve"> Except 0 0</w:t>
+                              <w:t>Same =&gt; 1</w:t>
                             </w:r>
                           </w:p>
                         </w:txbxContent>
@@ -232,11 +271,11 @@
           </mc:Choice>
           <mc:Fallback>
             <w:pict>
-              <v:shapetype w14:anchorId="1A85C11D" id="_x0000_t202" coordsize="21600,21600" o:spt="202" path="m,l,21600r21600,l21600,xe">
+              <v:shapetype w14:anchorId="387FAA65" id="_x0000_t202" coordsize="21600,21600" o:spt="202" path="m,l,21600r21600,l21600,xe">
                 <v:stroke joinstyle="miter"/>
                 <v:path gradientshapeok="t" o:connecttype="rect"/>
               </v:shapetype>
-              <v:shape id="Text Box 2" o:spid="_x0000_s1026" type="#_x0000_t202" style="position:absolute;left:0;text-align:left;margin-left:127.35pt;margin-top:607.75pt;width:123.95pt;height:26.25pt;z-index:251663360;visibility:visible;mso-wrap-style:square;mso-width-percent:0;mso-height-percent:0;mso-wrap-distance-left:9pt;mso-wrap-distance-top:3.6pt;mso-wrap-distance-right:9pt;mso-wrap-distance-bottom:3.6pt;mso-position-horizontal:absolute;mso-position-horizontal-relative:text;mso-position-vertical:absolute;mso-position-vertical-relative:text;mso-width-percent:0;mso-height-percent:0;mso-width-relative:margin;mso-height-relative:margin;v-text-anchor:top" o:gfxdata="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" strokeweight="1pt">
+              <v:shape id="Text Box 2" o:spid="_x0000_s1026" type="#_x0000_t202" style="position:absolute;left:0;text-align:left;margin-left:427pt;margin-top:632.55pt;width:87pt;height:26.25pt;z-index:251669504;visibility:visible;mso-wrap-style:square;mso-width-percent:0;mso-height-percent:0;mso-wrap-distance-left:9pt;mso-wrap-distance-top:3.6pt;mso-wrap-distance-right:9pt;mso-wrap-distance-bottom:3.6pt;mso-position-horizontal:absolute;mso-position-horizontal-relative:margin;mso-position-vertical:absolute;mso-position-vertical-relative:text;mso-width-percent:0;mso-height-percent:0;mso-width-relative:margin;mso-height-relative:margin;v-text-anchor:top" o:gfxdata="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" strokeweight="1pt">
                 <v:textbox>
                   <w:txbxContent>
                     <w:p>
@@ -259,34 +298,12 @@
                           <w:szCs w:val="32"/>
                           <w:lang w:val="en-US"/>
                         </w:rPr>
-                        <w:t xml:space="preserve">All </w:t>
-                      </w:r>
-                      <w:r>
-                        <w:rPr>
-                          <w:rFonts w:ascii="Times New Roman" w:hAnsi="Times New Roman" w:cs="Times New Roman"/>
-                          <w:b/>
-                          <w:bCs/>
-                          <w:sz w:val="32"/>
-                          <w:szCs w:val="32"/>
-                          <w:lang w:val="en-US"/>
-                        </w:rPr>
-                        <w:t>0</w:t>
-                      </w:r>
-                      <w:r>
-                        <w:rPr>
-                          <w:rFonts w:ascii="Times New Roman" w:hAnsi="Times New Roman" w:cs="Times New Roman"/>
-                          <w:b/>
-                          <w:bCs/>
-                          <w:sz w:val="32"/>
-                          <w:szCs w:val="32"/>
-                          <w:lang w:val="en-US"/>
-                        </w:rPr>
-                        <w:t xml:space="preserve"> Except 0 0</w:t>
+                        <w:t>Same =&gt; 1</w:t>
                       </w:r>
                     </w:p>
                   </w:txbxContent>
                 </v:textbox>
-                <w10:wrap type="square"/>
+                <w10:wrap type="square" anchorx="margin"/>
               </v:shape>
             </w:pict>
           </mc:Fallback>
@@ -305,211 +322,13 @@
         <mc:AlternateContent>
           <mc:Choice Requires="wps">
             <w:drawing>
-              <wp:anchor distT="45720" distB="45720" distL="114300" distR="114300" simplePos="0" relativeHeight="251665408" behindDoc="0" locked="0" layoutInCell="1" allowOverlap="1" wp14:anchorId="5BB0119C" wp14:editId="16153738">
+              <wp:anchor distT="45720" distB="45720" distL="114300" distR="114300" simplePos="0" relativeHeight="251667456" behindDoc="0" locked="0" layoutInCell="1" allowOverlap="1" wp14:anchorId="7EA8E53D" wp14:editId="7EA063D7">
                 <wp:simplePos x="0" y="0"/>
                 <wp:positionH relativeFrom="column">
-                  <wp:posOffset>-195138</wp:posOffset>
+                  <wp:posOffset>3540760</wp:posOffset>
                 </wp:positionH>
                 <wp:positionV relativeFrom="paragraph">
-                  <wp:posOffset>7701943</wp:posOffset>
-                </wp:positionV>
-                <wp:extent cx="1574165" cy="333375"/>
-                <wp:effectExtent l="0" t="0" r="26035" b="28575"/>
-                <wp:wrapSquare wrapText="bothSides"/>
-                <wp:docPr id="1086765253" name="Text Box 2"/>
-                <wp:cNvGraphicFramePr>
-                  <a:graphicFrameLocks xmlns:a="http://schemas.openxmlformats.org/drawingml/2006/main"/>
-                </wp:cNvGraphicFramePr>
-                <a:graphic xmlns:a="http://schemas.openxmlformats.org/drawingml/2006/main">
-                  <a:graphicData uri="http://schemas.microsoft.com/office/word/2010/wordprocessingShape">
-                    <wps:wsp>
-                      <wps:cNvSpPr txBox="1">
-                        <a:spLocks noChangeArrowheads="1"/>
-                      </wps:cNvSpPr>
-                      <wps:spPr bwMode="auto">
-                        <a:xfrm>
-                          <a:off x="0" y="0"/>
-                          <a:ext cx="1574165" cy="333375"/>
-                        </a:xfrm>
-                        <a:prstGeom prst="rect">
-                          <a:avLst/>
-                        </a:prstGeom>
-                        <a:solidFill>
-                          <a:srgbClr val="FFFFFF"/>
-                        </a:solidFill>
-                        <a:ln w="12700">
-                          <a:solidFill>
-                            <a:srgbClr val="000000"/>
-                          </a:solidFill>
-                          <a:miter lim="800000"/>
-                          <a:headEnd/>
-                          <a:tailEnd/>
-                        </a:ln>
-                      </wps:spPr>
-                      <wps:txbx>
-                        <w:txbxContent>
-                          <w:p>
-                            <w:pPr>
-                              <w:rPr>
-                                <w:rFonts w:ascii="Times New Roman" w:hAnsi="Times New Roman" w:cs="Times New Roman"/>
-                                <w:b/>
-                                <w:bCs/>
-                                <w:sz w:val="32"/>
-                                <w:szCs w:val="32"/>
-                                <w:lang w:val="en-US"/>
-                              </w:rPr>
-                            </w:pPr>
-                            <w:r>
-                              <w:rPr>
-                                <w:rFonts w:ascii="Times New Roman" w:hAnsi="Times New Roman" w:cs="Times New Roman"/>
-                                <w:b/>
-                                <w:bCs/>
-                                <w:sz w:val="32"/>
-                                <w:szCs w:val="32"/>
-                                <w:lang w:val="en-US"/>
-                              </w:rPr>
-                              <w:t xml:space="preserve">All </w:t>
-                            </w:r>
-                            <w:r>
-                              <w:rPr>
-                                <w:rFonts w:ascii="Times New Roman" w:hAnsi="Times New Roman" w:cs="Times New Roman"/>
-                                <w:b/>
-                                <w:bCs/>
-                                <w:sz w:val="32"/>
-                                <w:szCs w:val="32"/>
-                                <w:lang w:val="en-US"/>
-                              </w:rPr>
-                              <w:t>1</w:t>
-                            </w:r>
-                            <w:r>
-                              <w:rPr>
-                                <w:rFonts w:ascii="Times New Roman" w:hAnsi="Times New Roman" w:cs="Times New Roman"/>
-                                <w:b/>
-                                <w:bCs/>
-                                <w:sz w:val="32"/>
-                                <w:szCs w:val="32"/>
-                                <w:lang w:val="en-US"/>
-                              </w:rPr>
-                              <w:t xml:space="preserve"> Except 1</w:t>
-                            </w:r>
-                            <w:r>
-                              <w:rPr>
-                                <w:rFonts w:ascii="Times New Roman" w:hAnsi="Times New Roman" w:cs="Times New Roman"/>
-                                <w:b/>
-                                <w:bCs/>
-                                <w:sz w:val="32"/>
-                                <w:szCs w:val="32"/>
-                                <w:lang w:val="en-US"/>
-                              </w:rPr>
-                              <w:t xml:space="preserve"> 1</w:t>
-                            </w:r>
-                          </w:p>
-                        </w:txbxContent>
-                      </wps:txbx>
-                      <wps:bodyPr rot="0" vert="horz" wrap="square" lIns="91440" tIns="45720" rIns="91440" bIns="45720" anchor="t" anchorCtr="0">
-                        <a:noAutofit/>
-                      </wps:bodyPr>
-                    </wps:wsp>
-                  </a:graphicData>
-                </a:graphic>
-                <wp14:sizeRelH relativeFrom="margin">
-                  <wp14:pctWidth>0</wp14:pctWidth>
-                </wp14:sizeRelH>
-                <wp14:sizeRelV relativeFrom="margin">
-                  <wp14:pctHeight>0</wp14:pctHeight>
-                </wp14:sizeRelV>
-              </wp:anchor>
-            </w:drawing>
-          </mc:Choice>
-          <mc:Fallback>
-            <w:pict>
-              <v:shape w14:anchorId="5BB0119C" id="_x0000_s1027" type="#_x0000_t202" style="position:absolute;left:0;text-align:left;margin-left:-15.35pt;margin-top:606.45pt;width:123.95pt;height:26.25pt;z-index:251665408;visibility:visible;mso-wrap-style:square;mso-width-percent:0;mso-height-percent:0;mso-wrap-distance-left:9pt;mso-wrap-distance-top:3.6pt;mso-wrap-distance-right:9pt;mso-wrap-distance-bottom:3.6pt;mso-position-horizontal:absolute;mso-position-horizontal-relative:text;mso-position-vertical:absolute;mso-position-vertical-relative:text;mso-width-percent:0;mso-height-percent:0;mso-width-relative:margin;mso-height-relative:margin;v-text-anchor:top" o:gfxdata="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" strokeweight="1pt">
-                <v:textbox>
-                  <w:txbxContent>
-                    <w:p>
-                      <w:pPr>
-                        <w:rPr>
-                          <w:rFonts w:ascii="Times New Roman" w:hAnsi="Times New Roman" w:cs="Times New Roman"/>
-                          <w:b/>
-                          <w:bCs/>
-                          <w:sz w:val="32"/>
-                          <w:szCs w:val="32"/>
-                          <w:lang w:val="en-US"/>
-                        </w:rPr>
-                      </w:pPr>
-                      <w:r>
-                        <w:rPr>
-                          <w:rFonts w:ascii="Times New Roman" w:hAnsi="Times New Roman" w:cs="Times New Roman"/>
-                          <w:b/>
-                          <w:bCs/>
-                          <w:sz w:val="32"/>
-                          <w:szCs w:val="32"/>
-                          <w:lang w:val="en-US"/>
-                        </w:rPr>
-                        <w:t xml:space="preserve">All </w:t>
-                      </w:r>
-                      <w:r>
-                        <w:rPr>
-                          <w:rFonts w:ascii="Times New Roman" w:hAnsi="Times New Roman" w:cs="Times New Roman"/>
-                          <w:b/>
-                          <w:bCs/>
-                          <w:sz w:val="32"/>
-                          <w:szCs w:val="32"/>
-                          <w:lang w:val="en-US"/>
-                        </w:rPr>
-                        <w:t>1</w:t>
-                      </w:r>
-                      <w:r>
-                        <w:rPr>
-                          <w:rFonts w:ascii="Times New Roman" w:hAnsi="Times New Roman" w:cs="Times New Roman"/>
-                          <w:b/>
-                          <w:bCs/>
-                          <w:sz w:val="32"/>
-                          <w:szCs w:val="32"/>
-                          <w:lang w:val="en-US"/>
-                        </w:rPr>
-                        <w:t xml:space="preserve"> Except 1</w:t>
-                      </w:r>
-                      <w:r>
-                        <w:rPr>
-                          <w:rFonts w:ascii="Times New Roman" w:hAnsi="Times New Roman" w:cs="Times New Roman"/>
-                          <w:b/>
-                          <w:bCs/>
-                          <w:sz w:val="32"/>
-                          <w:szCs w:val="32"/>
-                          <w:lang w:val="en-US"/>
-                        </w:rPr>
-                        <w:t xml:space="preserve"> 1</w:t>
-                      </w:r>
-                    </w:p>
-                  </w:txbxContent>
-                </v:textbox>
-                <w10:wrap type="square"/>
-              </v:shape>
-            </w:pict>
-          </mc:Fallback>
-        </mc:AlternateContent>
-      </w:r>
-      <w:r>
-        <w:rPr>
-          <w:rFonts w:ascii="Georgia" w:hAnsi="Georgia"/>
-          <w:b/>
-          <w:bCs/>
-          <w:noProof/>
-          <w:sz w:val="48"/>
-          <w:szCs w:val="48"/>
-          <w:u w:val="single"/>
-        </w:rPr>
-        <mc:AlternateContent>
-          <mc:Choice Requires="wps">
-            <w:drawing>
-              <wp:anchor distT="45720" distB="45720" distL="114300" distR="114300" simplePos="0" relativeHeight="251667456" behindDoc="0" locked="0" layoutInCell="1" allowOverlap="1" wp14:anchorId="7EA8E53D" wp14:editId="4D4AE2C1">
-                <wp:simplePos x="0" y="0"/>
-                <wp:positionH relativeFrom="column">
-                  <wp:posOffset>3693160</wp:posOffset>
-                </wp:positionH>
-                <wp:positionV relativeFrom="paragraph">
-                  <wp:posOffset>7701915</wp:posOffset>
+                  <wp:posOffset>8035290</wp:posOffset>
                 </wp:positionV>
                 <wp:extent cx="1478915" cy="333375"/>
                 <wp:effectExtent l="0" t="0" r="26035" b="28575"/>
@@ -588,7 +407,7 @@
           </mc:Choice>
           <mc:Fallback>
             <w:pict>
-              <v:shape w14:anchorId="7EA8E53D" id="_x0000_s1028" type="#_x0000_t202" style="position:absolute;left:0;text-align:left;margin-left:290.8pt;margin-top:606.45pt;width:116.45pt;height:26.25pt;z-index:251667456;visibility:visible;mso-wrap-style:square;mso-width-percent:0;mso-height-percent:0;mso-wrap-distance-left:9pt;mso-wrap-distance-top:3.6pt;mso-wrap-distance-right:9pt;mso-wrap-distance-bottom:3.6pt;mso-position-horizontal:absolute;mso-position-horizontal-relative:text;mso-position-vertical:absolute;mso-position-vertical-relative:text;mso-width-percent:0;mso-height-percent:0;mso-width-relative:margin;mso-height-relative:margin;v-text-anchor:top" o:gfxdata="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" strokeweight="1pt">
+              <v:shape w14:anchorId="7EA8E53D" id="_x0000_s1027" type="#_x0000_t202" style="position:absolute;left:0;text-align:left;margin-left:278.8pt;margin-top:632.7pt;width:116.45pt;height:26.25pt;z-index:251667456;visibility:visible;mso-wrap-style:square;mso-width-percent:0;mso-height-percent:0;mso-wrap-distance-left:9pt;mso-wrap-distance-top:3.6pt;mso-wrap-distance-right:9pt;mso-wrap-distance-bottom:3.6pt;mso-position-horizontal:absolute;mso-position-horizontal-relative:text;mso-position-vertical:absolute;mso-position-vertical-relative:text;mso-width-percent:0;mso-height-percent:0;mso-width-relative:margin;mso-height-relative:margin;v-text-anchor:top" o:gfxdata="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" strokeweight="1pt">
                 <v:textbox>
                   <w:txbxContent>
                     <w:p>
@@ -635,18 +454,18 @@
         <mc:AlternateContent>
           <mc:Choice Requires="wps">
             <w:drawing>
-              <wp:anchor distT="45720" distB="45720" distL="114300" distR="114300" simplePos="0" relativeHeight="251669504" behindDoc="0" locked="0" layoutInCell="1" allowOverlap="1" wp14:anchorId="387FAA65" wp14:editId="15F6ABBF">
+              <wp:anchor distT="45720" distB="45720" distL="114300" distR="114300" simplePos="0" relativeHeight="251671552" behindDoc="0" locked="0" layoutInCell="1" allowOverlap="1" wp14:anchorId="092B7B66" wp14:editId="72F29EC1">
                 <wp:simplePos x="0" y="0"/>
-                <wp:positionH relativeFrom="margin">
-                  <wp:posOffset>5442088</wp:posOffset>
+                <wp:positionH relativeFrom="column">
+                  <wp:posOffset>1657350</wp:posOffset>
                 </wp:positionH>
                 <wp:positionV relativeFrom="paragraph">
-                  <wp:posOffset>7694267</wp:posOffset>
+                  <wp:posOffset>7932420</wp:posOffset>
                 </wp:positionV>
-                <wp:extent cx="1104900" cy="333375"/>
-                <wp:effectExtent l="0" t="0" r="19050" b="28575"/>
+                <wp:extent cx="1510665" cy="501650"/>
+                <wp:effectExtent l="0" t="0" r="0" b="0"/>
                 <wp:wrapSquare wrapText="bothSides"/>
-                <wp:docPr id="1429680296" name="Text Box 2"/>
+                <wp:docPr id="299620240" name="Text Box 2"/>
                 <wp:cNvGraphicFramePr>
                   <a:graphicFrameLocks xmlns:a="http://schemas.openxmlformats.org/drawingml/2006/main"/>
                 </wp:cNvGraphicFramePr>
@@ -659,18 +478,14 @@
                       <wps:spPr bwMode="auto">
                         <a:xfrm>
                           <a:off x="0" y="0"/>
-                          <a:ext cx="1104900" cy="333375"/>
+                          <a:ext cx="1510665" cy="501650"/>
                         </a:xfrm>
                         <a:prstGeom prst="rect">
                           <a:avLst/>
                         </a:prstGeom>
-                        <a:solidFill>
-                          <a:srgbClr val="FFFFFF"/>
-                        </a:solidFill>
+                        <a:noFill/>
                         <a:ln w="12700">
-                          <a:solidFill>
-                            <a:srgbClr val="000000"/>
-                          </a:solidFill>
+                          <a:noFill/>
                           <a:miter lim="800000"/>
                           <a:headEnd/>
                           <a:tailEnd/>
@@ -680,12 +495,14 @@
                         <w:txbxContent>
                           <w:p>
                             <w:pPr>
+                              <w:jc w:val="center"/>
                               <w:rPr>
                                 <w:rFonts w:ascii="Times New Roman" w:hAnsi="Times New Roman" w:cs="Times New Roman"/>
                                 <w:b/>
                                 <w:bCs/>
-                                <w:sz w:val="32"/>
-                                <w:szCs w:val="32"/>
+                                <w:sz w:val="26"/>
+                                <w:szCs w:val="26"/>
+                                <w:u w:val="single"/>
                                 <w:lang w:val="en-US"/>
                               </w:rPr>
                             </w:pPr>
@@ -694,16 +511,41 @@
                                 <w:rFonts w:ascii="Times New Roman" w:hAnsi="Times New Roman" w:cs="Times New Roman"/>
                                 <w:b/>
                                 <w:bCs/>
-                                <w:sz w:val="32"/>
-                                <w:szCs w:val="32"/>
+                                <w:sz w:val="26"/>
+                                <w:szCs w:val="26"/>
+                                <w:u w:val="single"/>
                                 <w:lang w:val="en-US"/>
                               </w:rPr>
-                              <w:t>Same =&gt; 1</w:t>
+                              <w:t xml:space="preserve">If any of the I/P is </w:t>
+                            </w:r>
+                            <w:r>
+                              <w:rPr>
+                                <w:rFonts w:ascii="Times New Roman" w:hAnsi="Times New Roman" w:cs="Times New Roman"/>
+                                <w:b/>
+                                <w:bCs/>
+                                <w:sz w:val="26"/>
+                                <w:szCs w:val="26"/>
+                                <w:u w:val="single"/>
+                                <w:lang w:val="en-US"/>
+                              </w:rPr>
+                              <w:t>1</w:t>
+                            </w:r>
+                            <w:r>
+                              <w:rPr>
+                                <w:rFonts w:ascii="Times New Roman" w:hAnsi="Times New Roman" w:cs="Times New Roman"/>
+                                <w:b/>
+                                <w:bCs/>
+                                <w:sz w:val="26"/>
+                                <w:szCs w:val="26"/>
+                                <w:u w:val="single"/>
+                                <w:lang w:val="en-US"/>
+                              </w:rPr>
+                              <w:t xml:space="preserve"> the O/P is 0</w:t>
                             </w:r>
                           </w:p>
                         </w:txbxContent>
                       </wps:txbx>
-                      <wps:bodyPr rot="0" vert="horz" wrap="square" lIns="91440" tIns="45720" rIns="91440" bIns="45720" anchor="t" anchorCtr="0">
+                      <wps:bodyPr rot="0" vert="horz" wrap="square" lIns="91440" tIns="45720" rIns="91440" bIns="45720" anchor="ctr" anchorCtr="0">
                         <a:noAutofit/>
                       </wps:bodyPr>
                     </wps:wsp>
@@ -720,17 +562,19 @@
           </mc:Choice>
           <mc:Fallback>
             <w:pict>
-              <v:shape w14:anchorId="387FAA65" id="_x0000_s1029" type="#_x0000_t202" style="position:absolute;left:0;text-align:left;margin-left:428.5pt;margin-top:605.85pt;width:87pt;height:26.25pt;z-index:251669504;visibility:visible;mso-wrap-style:square;mso-width-percent:0;mso-height-percent:0;mso-wrap-distance-left:9pt;mso-wrap-distance-top:3.6pt;mso-wrap-distance-right:9pt;mso-wrap-distance-bottom:3.6pt;mso-position-horizontal:absolute;mso-position-horizontal-relative:margin;mso-position-vertical:absolute;mso-position-vertical-relative:text;mso-width-percent:0;mso-height-percent:0;mso-width-relative:margin;mso-height-relative:margin;v-text-anchor:top" o:gfxdata="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" strokeweight="1pt">
+              <v:shape w14:anchorId="092B7B66" id="_x0000_s1028" type="#_x0000_t202" style="position:absolute;left:0;text-align:left;margin-left:130.5pt;margin-top:624.6pt;width:118.95pt;height:39.5pt;z-index:251671552;visibility:visible;mso-wrap-style:square;mso-width-percent:0;mso-height-percent:0;mso-wrap-distance-left:9pt;mso-wrap-distance-top:3.6pt;mso-wrap-distance-right:9pt;mso-wrap-distance-bottom:3.6pt;mso-position-horizontal:absolute;mso-position-horizontal-relative:text;mso-position-vertical:absolute;mso-position-vertical-relative:text;mso-width-percent:0;mso-height-percent:0;mso-width-relative:margin;mso-height-relative:margin;v-text-anchor:middle" o:gfxdata="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" filled="f" stroked="f" strokeweight="1pt">
                 <v:textbox>
                   <w:txbxContent>
                     <w:p>
                       <w:pPr>
+                        <w:jc w:val="center"/>
                         <w:rPr>
                           <w:rFonts w:ascii="Times New Roman" w:hAnsi="Times New Roman" w:cs="Times New Roman"/>
                           <w:b/>
                           <w:bCs/>
-                          <w:sz w:val="32"/>
-                          <w:szCs w:val="32"/>
+                          <w:sz w:val="26"/>
+                          <w:szCs w:val="26"/>
+                          <w:u w:val="single"/>
                           <w:lang w:val="en-US"/>
                         </w:rPr>
                       </w:pPr>
@@ -739,16 +583,41 @@
                           <w:rFonts w:ascii="Times New Roman" w:hAnsi="Times New Roman" w:cs="Times New Roman"/>
                           <w:b/>
                           <w:bCs/>
-                          <w:sz w:val="32"/>
-                          <w:szCs w:val="32"/>
+                          <w:sz w:val="26"/>
+                          <w:szCs w:val="26"/>
+                          <w:u w:val="single"/>
                           <w:lang w:val="en-US"/>
                         </w:rPr>
-                        <w:t>Same =&gt; 1</w:t>
+                        <w:t xml:space="preserve">If any of the I/P is </w:t>
+                      </w:r>
+                      <w:r>
+                        <w:rPr>
+                          <w:rFonts w:ascii="Times New Roman" w:hAnsi="Times New Roman" w:cs="Times New Roman"/>
+                          <w:b/>
+                          <w:bCs/>
+                          <w:sz w:val="26"/>
+                          <w:szCs w:val="26"/>
+                          <w:u w:val="single"/>
+                          <w:lang w:val="en-US"/>
+                        </w:rPr>
+                        <w:t>1</w:t>
+                      </w:r>
+                      <w:r>
+                        <w:rPr>
+                          <w:rFonts w:ascii="Times New Roman" w:hAnsi="Times New Roman" w:cs="Times New Roman"/>
+                          <w:b/>
+                          <w:bCs/>
+                          <w:sz w:val="26"/>
+                          <w:szCs w:val="26"/>
+                          <w:u w:val="single"/>
+                          <w:lang w:val="en-US"/>
+                        </w:rPr>
+                        <w:t xml:space="preserve"> the O/P is 0</w:t>
                       </w:r>
                     </w:p>
                   </w:txbxContent>
                 </v:textbox>
-                <w10:wrap type="square" anchorx="margin"/>
+                <w10:wrap type="square"/>
               </v:shape>
             </w:pict>
           </mc:Fallback>
@@ -756,16 +625,234 @@
       </w:r>
       <w:r>
         <w:rPr>
+          <w:rFonts w:ascii="Georgia" w:hAnsi="Georgia"/>
+          <w:b/>
+          <w:bCs/>
           <w:noProof/>
+          <w:sz w:val="48"/>
+          <w:szCs w:val="48"/>
+          <w:u w:val="single"/>
+        </w:rPr>
+        <mc:AlternateContent>
+          <mc:Choice Requires="wps">
+            <w:drawing>
+              <wp:anchor distT="45720" distB="45720" distL="114300" distR="114300" simplePos="0" relativeHeight="251665408" behindDoc="0" locked="0" layoutInCell="1" allowOverlap="1" wp14:anchorId="5BB0119C" wp14:editId="1765962B">
+                <wp:simplePos x="0" y="0"/>
+                <wp:positionH relativeFrom="column">
+                  <wp:posOffset>-165100</wp:posOffset>
+                </wp:positionH>
+                <wp:positionV relativeFrom="paragraph">
+                  <wp:posOffset>7905750</wp:posOffset>
+                </wp:positionV>
+                <wp:extent cx="1510665" cy="501650"/>
+                <wp:effectExtent l="0" t="0" r="0" b="0"/>
+                <wp:wrapSquare wrapText="bothSides"/>
+                <wp:docPr id="1086765253" name="Text Box 2"/>
+                <wp:cNvGraphicFramePr>
+                  <a:graphicFrameLocks xmlns:a="http://schemas.openxmlformats.org/drawingml/2006/main"/>
+                </wp:cNvGraphicFramePr>
+                <a:graphic xmlns:a="http://schemas.openxmlformats.org/drawingml/2006/main">
+                  <a:graphicData uri="http://schemas.microsoft.com/office/word/2010/wordprocessingShape">
+                    <wps:wsp>
+                      <wps:cNvSpPr txBox="1">
+                        <a:spLocks noChangeArrowheads="1"/>
+                      </wps:cNvSpPr>
+                      <wps:spPr bwMode="auto">
+                        <a:xfrm>
+                          <a:off x="0" y="0"/>
+                          <a:ext cx="1510665" cy="501650"/>
+                        </a:xfrm>
+                        <a:prstGeom prst="rect">
+                          <a:avLst/>
+                        </a:prstGeom>
+                        <a:noFill/>
+                        <a:ln w="12700">
+                          <a:noFill/>
+                          <a:miter lim="800000"/>
+                          <a:headEnd/>
+                          <a:tailEnd/>
+                        </a:ln>
+                      </wps:spPr>
+                      <wps:txbx>
+                        <w:txbxContent>
+                          <w:p>
+                            <w:pPr>
+                              <w:jc w:val="center"/>
+                              <w:rPr>
+                                <w:rFonts w:ascii="Times New Roman" w:hAnsi="Times New Roman" w:cs="Times New Roman"/>
+                                <w:b/>
+                                <w:bCs/>
+                                <w:sz w:val="26"/>
+                                <w:szCs w:val="26"/>
+                                <w:u w:val="single"/>
+                                <w:lang w:val="en-US"/>
+                              </w:rPr>
+                            </w:pPr>
+                            <w:r>
+                              <w:rPr>
+                                <w:rFonts w:ascii="Times New Roman" w:hAnsi="Times New Roman" w:cs="Times New Roman"/>
+                                <w:b/>
+                                <w:bCs/>
+                                <w:sz w:val="26"/>
+                                <w:szCs w:val="26"/>
+                                <w:u w:val="single"/>
+                                <w:lang w:val="en-US"/>
+                              </w:rPr>
+                              <w:t xml:space="preserve">If any of the I/P is 0 the O/P is </w:t>
+                            </w:r>
+                            <w:r>
+                              <w:rPr>
+                                <w:rFonts w:ascii="Times New Roman" w:hAnsi="Times New Roman" w:cs="Times New Roman"/>
+                                <w:b/>
+                                <w:bCs/>
+                                <w:sz w:val="26"/>
+                                <w:szCs w:val="26"/>
+                                <w:u w:val="single"/>
+                                <w:lang w:val="en-US"/>
+                              </w:rPr>
+                              <w:t>1</w:t>
+                            </w:r>
+                          </w:p>
+                        </w:txbxContent>
+                      </wps:txbx>
+                      <wps:bodyPr rot="0" vert="horz" wrap="square" lIns="91440" tIns="45720" rIns="91440" bIns="45720" anchor="ctr" anchorCtr="0">
+                        <a:noAutofit/>
+                      </wps:bodyPr>
+                    </wps:wsp>
+                  </a:graphicData>
+                </a:graphic>
+                <wp14:sizeRelH relativeFrom="margin">
+                  <wp14:pctWidth>0</wp14:pctWidth>
+                </wp14:sizeRelH>
+                <wp14:sizeRelV relativeFrom="margin">
+                  <wp14:pctHeight>0</wp14:pctHeight>
+                </wp14:sizeRelV>
+              </wp:anchor>
+            </w:drawing>
+          </mc:Choice>
+          <mc:Fallback>
+            <w:pict>
+              <v:shape w14:anchorId="5BB0119C" id="_x0000_s1029" type="#_x0000_t202" style="position:absolute;left:0;text-align:left;margin-left:-13pt;margin-top:622.5pt;width:118.95pt;height:39.5pt;z-index:251665408;visibility:visible;mso-wrap-style:square;mso-width-percent:0;mso-height-percent:0;mso-wrap-distance-left:9pt;mso-wrap-distance-top:3.6pt;mso-wrap-distance-right:9pt;mso-wrap-distance-bottom:3.6pt;mso-position-horizontal:absolute;mso-position-horizontal-relative:text;mso-position-vertical:absolute;mso-position-vertical-relative:text;mso-width-percent:0;mso-height-percent:0;mso-width-relative:margin;mso-height-relative:margin;v-text-anchor:middle" o:gfxdata="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" filled="f" stroked="f" strokeweight="1pt">
+                <v:textbox>
+                  <w:txbxContent>
+                    <w:p>
+                      <w:pPr>
+                        <w:jc w:val="center"/>
+                        <w:rPr>
+                          <w:rFonts w:ascii="Times New Roman" w:hAnsi="Times New Roman" w:cs="Times New Roman"/>
+                          <w:b/>
+                          <w:bCs/>
+                          <w:sz w:val="26"/>
+                          <w:szCs w:val="26"/>
+                          <w:u w:val="single"/>
+                          <w:lang w:val="en-US"/>
+                        </w:rPr>
+                      </w:pPr>
+                      <w:r>
+                        <w:rPr>
+                          <w:rFonts w:ascii="Times New Roman" w:hAnsi="Times New Roman" w:cs="Times New Roman"/>
+                          <w:b/>
+                          <w:bCs/>
+                          <w:sz w:val="26"/>
+                          <w:szCs w:val="26"/>
+                          <w:u w:val="single"/>
+                          <w:lang w:val="en-US"/>
+                        </w:rPr>
+                        <w:t xml:space="preserve">If any of the I/P is 0 the O/P is </w:t>
+                      </w:r>
+                      <w:r>
+                        <w:rPr>
+                          <w:rFonts w:ascii="Times New Roman" w:hAnsi="Times New Roman" w:cs="Times New Roman"/>
+                          <w:b/>
+                          <w:bCs/>
+                          <w:sz w:val="26"/>
+                          <w:szCs w:val="26"/>
+                          <w:u w:val="single"/>
+                          <w:lang w:val="en-US"/>
+                        </w:rPr>
+                        <w:t>1</w:t>
+                      </w:r>
+                    </w:p>
+                  </w:txbxContent>
+                </v:textbox>
+                <w10:wrap type="square"/>
+              </v:shape>
+            </w:pict>
+          </mc:Fallback>
+        </mc:AlternateContent>
+      </w:r>
+      <w:r>
+        <w:rPr>
+          <w:noProof/>
         </w:rPr>
         <w:drawing>
-          <wp:anchor distT="0" distB="0" distL="114300" distR="114300" simplePos="0" relativeHeight="251660288" behindDoc="0" locked="0" layoutInCell="1" allowOverlap="1" wp14:anchorId="083F9EA2" wp14:editId="67F556E1">
+          <wp:anchor distT="0" distB="0" distL="114300" distR="114300" simplePos="0" relativeHeight="251661312" behindDoc="0" locked="0" layoutInCell="1" allowOverlap="1" wp14:anchorId="4590F2F4" wp14:editId="43FAFD24">
             <wp:simplePos x="0" y="0"/>
-            <wp:positionH relativeFrom="column">
+            <wp:positionH relativeFrom="margin">
               <wp:posOffset>-127000</wp:posOffset>
             </wp:positionH>
             <wp:positionV relativeFrom="paragraph">
-              <wp:posOffset>3976370</wp:posOffset>
+              <wp:posOffset>6936105</wp:posOffset>
+            </wp:positionV>
+            <wp:extent cx="6899910" cy="2834005"/>
+            <wp:effectExtent l="0" t="0" r="0" b="4445"/>
+            <wp:wrapSquare wrapText="bothSides"/>
+            <wp:docPr id="1343093858" name="Picture 10"/>
+            <wp:cNvGraphicFramePr>
+              <a:graphicFrameLocks xmlns:a="http://schemas.openxmlformats.org/drawingml/2006/main" noChangeAspect="1"/>
+            </wp:cNvGraphicFramePr>
+            <a:graphic xmlns:a="http://schemas.openxmlformats.org/drawingml/2006/main">
+              <a:graphicData uri="http://schemas.openxmlformats.org/drawingml/2006/picture">
+                <pic:pic xmlns:pic="http://schemas.openxmlformats.org/drawingml/2006/picture">
+                  <pic:nvPicPr>
+                    <pic:cNvPr id="1343093858" name="Picture 1343093858"/>
+                    <pic:cNvPicPr/>
+                  </pic:nvPicPr>
+                  <pic:blipFill>
+                    <a:blip r:embed="rId6">
+                      <a:extLst>
+                        <a:ext uri="{28A0092B-C50C-407E-A947-70E740481C1C}">
+                          <a14:useLocalDpi xmlns:a14="http://schemas.microsoft.com/office/drawing/2010/main" val="0"/>
+                        </a:ext>
+                      </a:extLst>
+                    </a:blip>
+                    <a:stretch>
+                      <a:fillRect/>
+                    </a:stretch>
+                  </pic:blipFill>
+                  <pic:spPr>
+                    <a:xfrm>
+                      <a:off x="0" y="0"/>
+                      <a:ext cx="6899910" cy="2834005"/>
+                    </a:xfrm>
+                    <a:prstGeom prst="rect">
+                      <a:avLst/>
+                    </a:prstGeom>
+                  </pic:spPr>
+                </pic:pic>
+              </a:graphicData>
+            </a:graphic>
+            <wp14:sizeRelH relativeFrom="margin">
+              <wp14:pctWidth>0</wp14:pctWidth>
+            </wp14:sizeRelH>
+            <wp14:sizeRelV relativeFrom="margin">
+              <wp14:pctHeight>0</wp14:pctHeight>
+            </wp14:sizeRelV>
+          </wp:anchor>
+        </w:drawing>
+      </w:r>
+      <w:r>
+        <w:rPr>
+          <w:noProof/>
+        </w:rPr>
+        <w:drawing>
+          <wp:anchor distT="0" distB="0" distL="114300" distR="114300" simplePos="0" relativeHeight="251660288" behindDoc="0" locked="0" layoutInCell="1" allowOverlap="1" wp14:anchorId="083F9EA2" wp14:editId="611C1300">
+            <wp:simplePos x="0" y="0"/>
+            <wp:positionH relativeFrom="margin">
+              <wp:align>center</wp:align>
+            </wp:positionH>
+            <wp:positionV relativeFrom="paragraph">
+              <wp:posOffset>4312285</wp:posOffset>
             </wp:positionV>
             <wp:extent cx="6899910" cy="2662555"/>
             <wp:effectExtent l="0" t="0" r="0" b="4445"/>
@@ -782,7 +869,7 @@
                     <pic:cNvPicPr/>
                   </pic:nvPicPr>
                   <pic:blipFill>
-                    <a:blip r:embed="rId6">
+                    <a:blip r:embed="rId7">
                       <a:extLst>
                         <a:ext uri="{28A0092B-C50C-407E-A947-70E740481C1C}">
                           <a14:useLocalDpi xmlns:a14="http://schemas.microsoft.com/office/drawing/2010/main" val="0"/>
@@ -819,18 +906,18 @@
           <w:noProof/>
         </w:rPr>
         <w:drawing>
-          <wp:anchor distT="0" distB="0" distL="114300" distR="114300" simplePos="0" relativeHeight="251661312" behindDoc="0" locked="0" layoutInCell="1" allowOverlap="1" wp14:anchorId="4590F2F4" wp14:editId="5649A857">
+          <wp:anchor distT="0" distB="0" distL="114300" distR="114300" simplePos="0" relativeHeight="251659264" behindDoc="0" locked="0" layoutInCell="1" allowOverlap="1" wp14:anchorId="3B603B2E" wp14:editId="19ABC67B">
             <wp:simplePos x="0" y="0"/>
             <wp:positionH relativeFrom="column">
-              <wp:posOffset>-127000</wp:posOffset>
+              <wp:posOffset>27940</wp:posOffset>
             </wp:positionH>
             <wp:positionV relativeFrom="paragraph">
-              <wp:posOffset>6732270</wp:posOffset>
+              <wp:posOffset>464820</wp:posOffset>
             </wp:positionV>
-            <wp:extent cx="6899910" cy="2554605"/>
-            <wp:effectExtent l="0" t="0" r="0" b="0"/>
+            <wp:extent cx="6597015" cy="3625850"/>
+            <wp:effectExtent l="19050" t="19050" r="13335" b="12700"/>
             <wp:wrapSquare wrapText="bothSides"/>
-            <wp:docPr id="1343093858" name="Picture 10"/>
+            <wp:docPr id="288232017" name="Picture 6" descr="How To Build Logic Circuit From Truth Table Wiring Diagram"/>
             <wp:cNvGraphicFramePr>
               <a:graphicFrameLocks xmlns:a="http://schemas.openxmlformats.org/drawingml/2006/main" noChangeAspect="1"/>
             </wp:cNvGraphicFramePr>
@@ -838,29 +925,43 @@
               <a:graphicData uri="http://schemas.openxmlformats.org/drawingml/2006/picture">
                 <pic:pic xmlns:pic="http://schemas.openxmlformats.org/drawingml/2006/picture">
                   <pic:nvPicPr>
-                    <pic:cNvPr id="1343093858" name="Picture 1343093858"/>
-                    <pic:cNvPicPr/>
+                    <pic:cNvPr id="0" name="Picture 17" descr="How To Build Logic Circuit From Truth Table Wiring Diagram"/>
+                    <pic:cNvPicPr>
+                      <a:picLocks noChangeAspect="1" noChangeArrowheads="1"/>
+                    </pic:cNvPicPr>
                   </pic:nvPicPr>
-                  <pic:blipFill>
-                    <a:blip r:embed="rId7">
+                  <pic:blipFill rotWithShape="1">
+                    <a:blip r:embed="rId8">
                       <a:extLst>
                         <a:ext uri="{28A0092B-C50C-407E-A947-70E740481C1C}">
                           <a14:useLocalDpi xmlns:a14="http://schemas.microsoft.com/office/drawing/2010/main" val="0"/>
                         </a:ext>
                       </a:extLst>
                     </a:blip>
+                    <a:srcRect l="4284" t="5251" r="3331" b="3614"/>
                     <a:stretch>
                       <a:fillRect/>
                     </a:stretch>
                   </pic:blipFill>
-                  <pic:spPr>
+                  <pic:spPr bwMode="auto">
                     <a:xfrm>
                       <a:off x="0" y="0"/>
-                      <a:ext cx="6899910" cy="2554605"/>
+                      <a:ext cx="6597015" cy="3625850"/>
                     </a:xfrm>
                     <a:prstGeom prst="rect">
                       <a:avLst/>
                     </a:prstGeom>
+                    <a:noFill/>
+                    <a:ln>
+                      <a:solidFill>
+                        <a:schemeClr val="tx1"/>
+                      </a:solidFill>
+                    </a:ln>
+                    <a:extLst>
+                      <a:ext uri="{53640926-AAD7-44D8-BBD7-CCE9431645EC}">
+                        <a14:shadowObscured xmlns:a14="http://schemas.microsoft.com/office/drawing/2010/main"/>
+                      </a:ext>
+                    </a:extLst>
                   </pic:spPr>
                 </pic:pic>
               </a:graphicData>
@@ -874,6 +975,17 @@
           </wp:anchor>
         </w:drawing>
       </w:r>
+      <w:r>
+        <w:rPr>
+          <w:rFonts w:ascii="Georgia" w:hAnsi="Georgia"/>
+          <w:b/>
+          <w:bCs/>
+          <w:sz w:val="48"/>
+          <w:szCs w:val="48"/>
+          <w:u w:val="single"/>
+        </w:rPr>
+        <w:t>Logic Gates</w:t>
+      </w:r>
     </w:p>
     <w:p>
       <w:pPr>
@@ -901,21 +1013,8 @@
           <w:u w:val="single"/>
         </w:rPr>
         <w:lastRenderedPageBreak/>
-        <w:t xml:space="preserve">XOR &amp; XNOR </w:t>
-      </w:r>
-      <w:proofErr w:type="gramStart"/>
-      <w:r>
-        <w:rPr>
-          <w:rFonts w:ascii="Times New Roman" w:hAnsi="Times New Roman" w:cs="Times New Roman"/>
-          <w:b/>
-          <w:bCs/>
-          <w:sz w:val="40"/>
-          <w:szCs w:val="40"/>
-          <w:u w:val="single"/>
-        </w:rPr>
-        <w:t>Equations :</w:t>
-      </w:r>
-      <w:proofErr w:type="gramEnd"/>
+        <w:t>XOR &amp; XNOR Equations :</w:t>
+      </w:r>
     </w:p>
     <w:p>
       <w:pPr>
@@ -949,34 +1048,15 @@
           <w:szCs w:val="36"/>
           <w:u w:val="single"/>
         </w:rPr>
-        <w:t xml:space="preserve">XOR </w:t>
-      </w:r>
-      <w:proofErr w:type="gramStart"/>
-      <w:r>
-        <w:rPr>
-          <w:rFonts w:ascii="Georgia" w:hAnsi="Georgia"/>
-          <w:sz w:val="36"/>
-          <w:szCs w:val="36"/>
-          <w:u w:val="single"/>
-        </w:rPr>
-        <w:t>gate</w:t>
-      </w:r>
-      <w:r>
-        <w:rPr>
-          <w:rFonts w:ascii="Georgia" w:hAnsi="Georgia"/>
-          <w:sz w:val="36"/>
-          <w:szCs w:val="36"/>
-        </w:rPr>
-        <w:t xml:space="preserve"> :</w:t>
-      </w:r>
-      <w:proofErr w:type="gramEnd"/>
-      <w:r>
-        <w:rPr>
-          <w:rFonts w:ascii="Georgia" w:hAnsi="Georgia"/>
-          <w:sz w:val="36"/>
-          <w:szCs w:val="36"/>
-        </w:rPr>
-        <w:t xml:space="preserve">- </w:t>
+        <w:t>XOR gate</w:t>
+      </w:r>
+      <w:r>
+        <w:rPr>
+          <w:rFonts w:ascii="Georgia" w:hAnsi="Georgia"/>
+          <w:sz w:val="36"/>
+          <w:szCs w:val="36"/>
+        </w:rPr>
+        <w:t xml:space="preserve"> :- </w:t>
       </w:r>
     </w:p>
     <w:p>
@@ -1162,17 +1242,7 @@
           <w:szCs w:val="36"/>
           <w:u w:val="single"/>
         </w:rPr>
-        <w:t xml:space="preserve">OR </w:t>
-      </w:r>
-      <w:proofErr w:type="gramStart"/>
-      <w:r>
-        <w:rPr>
-          <w:rFonts w:ascii="Georgia" w:hAnsi="Georgia"/>
-          <w:sz w:val="36"/>
-          <w:szCs w:val="36"/>
-          <w:u w:val="single"/>
-        </w:rPr>
-        <w:t>gate</w:t>
+        <w:t>OR gate</w:t>
       </w:r>
       <w:r>
         <w:rPr>
@@ -1182,7 +1252,6 @@
         </w:rPr>
         <w:t xml:space="preserve"> :</w:t>
       </w:r>
-      <w:proofErr w:type="gramEnd"/>
       <w:r>
         <w:rPr>
           <w:rFonts w:ascii="Georgia" w:hAnsi="Georgia"/>
@@ -1347,7 +1416,7 @@
                     <pic:cNvPicPr/>
                   </pic:nvPicPr>
                   <pic:blipFill>
-                    <a:blip r:embed="rId8"/>
+                    <a:blip r:embed="rId9"/>
                     <a:stretch>
                       <a:fillRect/>
                     </a:stretch>
@@ -1477,31 +1546,7 @@
           <w:szCs w:val="40"/>
           <w:u w:val="single"/>
         </w:rPr>
-        <w:t xml:space="preserve">NAND as Universal </w:t>
-      </w:r>
-      <w:proofErr w:type="gramStart"/>
-      <w:r>
-        <w:rPr>
-          <w:rFonts w:ascii="Times New Roman" w:hAnsi="Times New Roman" w:cs="Times New Roman"/>
-          <w:b/>
-          <w:bCs/>
-          <w:sz w:val="40"/>
-          <w:szCs w:val="40"/>
-          <w:u w:val="single"/>
-        </w:rPr>
-        <w:t>Gate :</w:t>
-      </w:r>
-      <w:proofErr w:type="gramEnd"/>
-      <w:r>
-        <w:rPr>
-          <w:rFonts w:ascii="Times New Roman" w:hAnsi="Times New Roman" w:cs="Times New Roman"/>
-          <w:b/>
-          <w:bCs/>
-          <w:sz w:val="40"/>
-          <w:szCs w:val="40"/>
-          <w:u w:val="single"/>
-        </w:rPr>
-        <w:t>-</w:t>
+        <w:t>NAND as Universal Gate :-</w:t>
       </w:r>
     </w:p>
     <w:p>
@@ -1533,25 +1578,7 @@
           <w:sz w:val="40"/>
           <w:szCs w:val="40"/>
         </w:rPr>
-        <w:t xml:space="preserve">NOT </w:t>
-      </w:r>
-      <w:proofErr w:type="gramStart"/>
-      <w:r>
-        <w:rPr>
-          <w:rFonts w:ascii="Times New Roman" w:hAnsi="Times New Roman" w:cs="Times New Roman"/>
-          <w:sz w:val="40"/>
-          <w:szCs w:val="40"/>
-        </w:rPr>
-        <w:t>Gate :</w:t>
-      </w:r>
-      <w:proofErr w:type="gramEnd"/>
-      <w:r>
-        <w:rPr>
-          <w:rFonts w:ascii="Times New Roman" w:hAnsi="Times New Roman" w:cs="Times New Roman"/>
-          <w:sz w:val="40"/>
-          <w:szCs w:val="40"/>
-        </w:rPr>
-        <w:t>-</w:t>
+        <w:t>NOT Gate :-</w:t>
       </w:r>
     </w:p>
     <w:p>
@@ -1587,7 +1614,7 @@
                     <pic:cNvPicPr/>
                   </pic:nvPicPr>
                   <pic:blipFill rotWithShape="1">
-                    <a:blip r:embed="rId9"/>
+                    <a:blip r:embed="rId10"/>
                     <a:srcRect t="11682"/>
                     <a:stretch>
                       <a:fillRect/>
@@ -1662,33 +1689,15 @@
           <w:sz w:val="36"/>
           <w:szCs w:val="36"/>
         </w:rPr>
-        <w:t xml:space="preserve"> Gates</w:t>
-      </w:r>
-      <w:proofErr w:type="gramStart"/>
-      <w:r>
-        <w:rPr>
-          <w:rFonts w:ascii="Times New Roman" w:hAnsi="Times New Roman" w:cs="Times New Roman"/>
-          <w:sz w:val="36"/>
-          <w:szCs w:val="36"/>
-        </w:rPr>
-        <w:t>)</w:t>
-      </w:r>
-      <w:r>
-        <w:rPr>
-          <w:rFonts w:ascii="Times New Roman" w:hAnsi="Times New Roman" w:cs="Times New Roman"/>
-          <w:sz w:val="36"/>
-          <w:szCs w:val="36"/>
-        </w:rPr>
-        <w:t>:-</w:t>
-      </w:r>
-      <w:proofErr w:type="gramEnd"/>
-      <w:r>
-        <w:rPr>
-          <w:rFonts w:ascii="Times New Roman" w:hAnsi="Times New Roman" w:cs="Times New Roman"/>
-          <w:sz w:val="36"/>
-          <w:szCs w:val="36"/>
-        </w:rPr>
-        <w:t xml:space="preserve"> Complement of NAND Gate</w:t>
+        <w:t xml:space="preserve"> Gates)</w:t>
+      </w:r>
+      <w:r>
+        <w:rPr>
+          <w:rFonts w:ascii="Times New Roman" w:hAnsi="Times New Roman" w:cs="Times New Roman"/>
+          <w:sz w:val="36"/>
+          <w:szCs w:val="36"/>
+        </w:rPr>
+        <w:t>:- Complement of NAND Gate</w:t>
       </w:r>
     </w:p>
     <w:p>
@@ -1724,7 +1733,7 @@
                     <pic:cNvPicPr/>
                   </pic:nvPicPr>
                   <pic:blipFill>
-                    <a:blip r:embed="rId10"/>
+                    <a:blip r:embed="rId11"/>
                     <a:stretch>
                       <a:fillRect/>
                     </a:stretch>
@@ -1800,33 +1809,15 @@
           <w:sz w:val="36"/>
           <w:szCs w:val="36"/>
         </w:rPr>
-        <w:t>Gates</w:t>
-      </w:r>
-      <w:proofErr w:type="gramStart"/>
-      <w:r>
-        <w:rPr>
-          <w:rFonts w:ascii="Times New Roman" w:hAnsi="Times New Roman" w:cs="Times New Roman"/>
-          <w:sz w:val="36"/>
-          <w:szCs w:val="36"/>
-        </w:rPr>
-        <w:t>)</w:t>
-      </w:r>
-      <w:r>
-        <w:rPr>
-          <w:rFonts w:ascii="Times New Roman" w:hAnsi="Times New Roman" w:cs="Times New Roman"/>
-          <w:sz w:val="36"/>
-          <w:szCs w:val="36"/>
-        </w:rPr>
-        <w:t xml:space="preserve"> :</w:t>
-      </w:r>
-      <w:proofErr w:type="gramEnd"/>
-      <w:r>
-        <w:rPr>
-          <w:rFonts w:ascii="Times New Roman" w:hAnsi="Times New Roman" w:cs="Times New Roman"/>
-          <w:sz w:val="36"/>
-          <w:szCs w:val="36"/>
-        </w:rPr>
-        <w:t>-</w:t>
+        <w:t>Gates)</w:t>
+      </w:r>
+      <w:r>
+        <w:rPr>
+          <w:rFonts w:ascii="Times New Roman" w:hAnsi="Times New Roman" w:cs="Times New Roman"/>
+          <w:sz w:val="36"/>
+          <w:szCs w:val="36"/>
+        </w:rPr>
+        <w:t xml:space="preserve"> :-</w:t>
       </w:r>
     </w:p>
     <w:p>
@@ -1862,7 +1853,7 @@
                     <pic:cNvPicPr/>
                   </pic:nvPicPr>
                   <pic:blipFill>
-                    <a:blip r:embed="rId11"/>
+                    <a:blip r:embed="rId12"/>
                     <a:stretch>
                       <a:fillRect/>
                     </a:stretch>
@@ -1928,33 +1919,15 @@
           <w:sz w:val="36"/>
           <w:szCs w:val="36"/>
         </w:rPr>
-        <w:t xml:space="preserve"> Gates</w:t>
-      </w:r>
-      <w:proofErr w:type="gramStart"/>
-      <w:r>
-        <w:rPr>
-          <w:rFonts w:ascii="Times New Roman" w:hAnsi="Times New Roman" w:cs="Times New Roman"/>
-          <w:sz w:val="36"/>
-          <w:szCs w:val="36"/>
-        </w:rPr>
-        <w:t>)</w:t>
-      </w:r>
-      <w:r>
-        <w:rPr>
-          <w:rFonts w:ascii="Times New Roman" w:hAnsi="Times New Roman" w:cs="Times New Roman"/>
-          <w:sz w:val="36"/>
-          <w:szCs w:val="36"/>
-        </w:rPr>
-        <w:t>:-</w:t>
-      </w:r>
-      <w:proofErr w:type="gramEnd"/>
-      <w:r>
-        <w:rPr>
-          <w:rFonts w:ascii="Times New Roman" w:hAnsi="Times New Roman" w:cs="Times New Roman"/>
-          <w:sz w:val="36"/>
-          <w:szCs w:val="36"/>
-        </w:rPr>
-        <w:t xml:space="preserve"> OR Gate + NOT Gate</w:t>
+        <w:t xml:space="preserve"> Gates)</w:t>
+      </w:r>
+      <w:r>
+        <w:rPr>
+          <w:rFonts w:ascii="Times New Roman" w:hAnsi="Times New Roman" w:cs="Times New Roman"/>
+          <w:sz w:val="36"/>
+          <w:szCs w:val="36"/>
+        </w:rPr>
+        <w:t>:- OR Gate + NOT Gate</w:t>
       </w:r>
     </w:p>
     <w:p>
@@ -1990,7 +1963,7 @@
                     <pic:cNvPicPr/>
                   </pic:nvPicPr>
                   <pic:blipFill>
-                    <a:blip r:embed="rId12"/>
+                    <a:blip r:embed="rId13"/>
                     <a:stretch>
                       <a:fillRect/>
                     </a:stretch>
@@ -2056,16 +2029,7 @@
           <w:sz w:val="36"/>
           <w:szCs w:val="36"/>
         </w:rPr>
-        <w:t xml:space="preserve"> Gates</w:t>
-      </w:r>
-      <w:proofErr w:type="gramStart"/>
-      <w:r>
-        <w:rPr>
-          <w:rFonts w:ascii="Times New Roman" w:hAnsi="Times New Roman" w:cs="Times New Roman"/>
-          <w:sz w:val="36"/>
-          <w:szCs w:val="36"/>
-        </w:rPr>
-        <w:t>)</w:t>
+        <w:t xml:space="preserve"> Gates)</w:t>
       </w:r>
       <w:r>
         <w:rPr>
@@ -2075,7 +2039,6 @@
         </w:rPr>
         <w:t>:-</w:t>
       </w:r>
-      <w:proofErr w:type="gramEnd"/>
     </w:p>
     <w:p>
       <w:pPr>
@@ -2116,7 +2079,7 @@
                     <pic:cNvPicPr/>
                   </pic:nvPicPr>
                   <pic:blipFill>
-                    <a:blip r:embed="rId13"/>
+                    <a:blip r:embed="rId14"/>
                     <a:stretch>
                       <a:fillRect/>
                     </a:stretch>
@@ -2176,7 +2139,7 @@
                     <pic:cNvPicPr/>
                   </pic:nvPicPr>
                   <pic:blipFill rotWithShape="1">
-                    <a:blip r:embed="rId14"/>
+                    <a:blip r:embed="rId15"/>
                     <a:srcRect r="6285" b="4538"/>
                     <a:stretch>
                       <a:fillRect/>
@@ -2290,25 +2253,7 @@
           <w:sz w:val="40"/>
           <w:szCs w:val="40"/>
         </w:rPr>
-        <w:t xml:space="preserve"> for XOR using </w:t>
-      </w:r>
-      <w:proofErr w:type="gramStart"/>
-      <w:r>
-        <w:rPr>
-          <w:rFonts w:ascii="Times New Roman" w:hAnsi="Times New Roman" w:cs="Times New Roman"/>
-          <w:sz w:val="40"/>
-          <w:szCs w:val="40"/>
-        </w:rPr>
-        <w:t>NAND :</w:t>
-      </w:r>
-      <w:proofErr w:type="gramEnd"/>
-      <w:r>
-        <w:rPr>
-          <w:rFonts w:ascii="Times New Roman" w:hAnsi="Times New Roman" w:cs="Times New Roman"/>
-          <w:sz w:val="40"/>
-          <w:szCs w:val="40"/>
-        </w:rPr>
-        <w:t>-</w:t>
+        <w:t xml:space="preserve"> for XOR using NAND :-</w:t>
       </w:r>
     </w:p>
     <w:p>
@@ -2351,7 +2296,7 @@
                     <pic:cNvPicPr/>
                   </pic:nvPicPr>
                   <pic:blipFill>
-                    <a:blip r:embed="rId15"/>
+                    <a:blip r:embed="rId16"/>
                     <a:stretch>
                       <a:fillRect/>
                     </a:stretch>
@@ -2427,16 +2372,7 @@
           <w:sz w:val="36"/>
           <w:szCs w:val="36"/>
         </w:rPr>
-        <w:t xml:space="preserve"> Gates</w:t>
-      </w:r>
-      <w:proofErr w:type="gramStart"/>
-      <w:r>
-        <w:rPr>
-          <w:rFonts w:ascii="Times New Roman" w:hAnsi="Times New Roman" w:cs="Times New Roman"/>
-          <w:sz w:val="36"/>
-          <w:szCs w:val="36"/>
-        </w:rPr>
-        <w:t>)</w:t>
+        <w:t xml:space="preserve"> Gates)</w:t>
       </w:r>
       <w:r>
         <w:rPr>
@@ -2446,7 +2382,6 @@
         </w:rPr>
         <w:t>:-</w:t>
       </w:r>
-      <w:proofErr w:type="gramEnd"/>
       <w:r>
         <w:rPr>
           <w:rFonts w:ascii="Times New Roman" w:hAnsi="Times New Roman" w:cs="Times New Roman"/>
@@ -2485,7 +2420,7 @@
                     <pic:cNvPicPr/>
                   </pic:nvPicPr>
                   <pic:blipFill>
-                    <a:blip r:embed="rId16"/>
+                    <a:blip r:embed="rId17"/>
                     <a:stretch>
                       <a:fillRect/>
                     </a:stretch>
@@ -2519,23 +2454,13 @@
           <w:szCs w:val="40"/>
         </w:rPr>
       </w:pPr>
-      <w:proofErr w:type="gramStart"/>
-      <w:r>
-        <w:rPr>
-          <w:rFonts w:ascii="Times New Roman" w:hAnsi="Times New Roman" w:cs="Times New Roman"/>
-          <w:sz w:val="40"/>
-          <w:szCs w:val="40"/>
-        </w:rPr>
-        <w:t>Q.1 :</w:t>
-      </w:r>
-      <w:proofErr w:type="gramEnd"/>
-      <w:r>
-        <w:rPr>
-          <w:rFonts w:ascii="Times New Roman" w:hAnsi="Times New Roman" w:cs="Times New Roman"/>
-          <w:sz w:val="40"/>
-          <w:szCs w:val="40"/>
-        </w:rPr>
-        <w:t>-</w:t>
+      <w:r>
+        <w:rPr>
+          <w:rFonts w:ascii="Times New Roman" w:hAnsi="Times New Roman" w:cs="Times New Roman"/>
+          <w:sz w:val="40"/>
+          <w:szCs w:val="40"/>
+        </w:rPr>
+        <w:t>Q.1 :-</w:t>
       </w:r>
     </w:p>
     <w:p>
@@ -2571,7 +2496,7 @@
                     <pic:cNvPicPr/>
                   </pic:nvPicPr>
                   <pic:blipFill>
-                    <a:blip r:embed="rId17"/>
+                    <a:blip r:embed="rId18"/>
                     <a:stretch>
                       <a:fillRect/>
                     </a:stretch>
@@ -2616,23 +2541,13 @@
           <w:szCs w:val="40"/>
         </w:rPr>
       </w:pPr>
-      <w:proofErr w:type="gramStart"/>
-      <w:r>
-        <w:rPr>
-          <w:rFonts w:ascii="Times New Roman" w:hAnsi="Times New Roman" w:cs="Times New Roman"/>
-          <w:sz w:val="40"/>
-          <w:szCs w:val="40"/>
-        </w:rPr>
-        <w:t>Q.2 :</w:t>
-      </w:r>
-      <w:proofErr w:type="gramEnd"/>
-      <w:r>
-        <w:rPr>
-          <w:rFonts w:ascii="Times New Roman" w:hAnsi="Times New Roman" w:cs="Times New Roman"/>
-          <w:sz w:val="40"/>
-          <w:szCs w:val="40"/>
-        </w:rPr>
-        <w:t>-</w:t>
+      <w:r>
+        <w:rPr>
+          <w:rFonts w:ascii="Times New Roman" w:hAnsi="Times New Roman" w:cs="Times New Roman"/>
+          <w:sz w:val="40"/>
+          <w:szCs w:val="40"/>
+        </w:rPr>
+        <w:t>Q.2 :-</w:t>
       </w:r>
     </w:p>
     <w:p>
@@ -2665,7 +2580,7 @@
                     <pic:cNvPicPr/>
                   </pic:nvPicPr>
                   <pic:blipFill rotWithShape="1">
-                    <a:blip r:embed="rId18"/>
+                    <a:blip r:embed="rId19"/>
                     <a:srcRect t="16486" b="8696"/>
                     <a:stretch>
                       <a:fillRect/>
@@ -2731,31 +2646,7 @@
           <w:szCs w:val="40"/>
           <w:u w:val="single"/>
         </w:rPr>
-        <w:t xml:space="preserve">NOR as Universal </w:t>
-      </w:r>
-      <w:proofErr w:type="gramStart"/>
-      <w:r>
-        <w:rPr>
-          <w:rFonts w:ascii="Georgia" w:hAnsi="Georgia"/>
-          <w:b/>
-          <w:bCs/>
-          <w:sz w:val="40"/>
-          <w:szCs w:val="40"/>
-          <w:u w:val="single"/>
-        </w:rPr>
-        <w:t>Gate :</w:t>
-      </w:r>
-      <w:proofErr w:type="gramEnd"/>
-      <w:r>
-        <w:rPr>
-          <w:rFonts w:ascii="Georgia" w:hAnsi="Georgia"/>
-          <w:b/>
-          <w:bCs/>
-          <w:sz w:val="40"/>
-          <w:szCs w:val="40"/>
-          <w:u w:val="single"/>
-        </w:rPr>
-        <w:t>-</w:t>
+        <w:t>NOR as Universal Gate :-</w:t>
       </w:r>
     </w:p>
     <w:p>
@@ -2777,25 +2668,7 @@
           <w:sz w:val="36"/>
           <w:szCs w:val="36"/>
         </w:rPr>
-        <w:t xml:space="preserve">NOT </w:t>
-      </w:r>
-      <w:proofErr w:type="gramStart"/>
-      <w:r>
-        <w:rPr>
-          <w:rFonts w:ascii="Times New Roman" w:hAnsi="Times New Roman" w:cs="Times New Roman"/>
-          <w:sz w:val="36"/>
-          <w:szCs w:val="36"/>
-        </w:rPr>
-        <w:t>Gate :</w:t>
-      </w:r>
-      <w:proofErr w:type="gramEnd"/>
-      <w:r>
-        <w:rPr>
-          <w:rFonts w:ascii="Times New Roman" w:hAnsi="Times New Roman" w:cs="Times New Roman"/>
-          <w:sz w:val="36"/>
-          <w:szCs w:val="36"/>
-        </w:rPr>
-        <w:t>-</w:t>
+        <w:t>NOT Gate :-</w:t>
       </w:r>
     </w:p>
     <w:p>
@@ -2837,7 +2710,7 @@
                     <pic:cNvPicPr/>
                   </pic:nvPicPr>
                   <pic:blipFill>
-                    <a:blip r:embed="rId19"/>
+                    <a:blip r:embed="rId20"/>
                     <a:stretch>
                       <a:fillRect/>
                     </a:stretch>
@@ -2895,25 +2768,7 @@
           <w:sz w:val="36"/>
           <w:szCs w:val="36"/>
         </w:rPr>
-        <w:t xml:space="preserve"> Gates</w:t>
-      </w:r>
-      <w:proofErr w:type="gramStart"/>
-      <w:r>
-        <w:rPr>
-          <w:rFonts w:ascii="Times New Roman" w:hAnsi="Times New Roman" w:cs="Times New Roman"/>
-          <w:sz w:val="36"/>
-          <w:szCs w:val="36"/>
-        </w:rPr>
-        <w:t>):-</w:t>
-      </w:r>
-      <w:proofErr w:type="gramEnd"/>
-      <w:r>
-        <w:rPr>
-          <w:rFonts w:ascii="Times New Roman" w:hAnsi="Times New Roman" w:cs="Times New Roman"/>
-          <w:sz w:val="36"/>
-          <w:szCs w:val="36"/>
-        </w:rPr>
-        <w:t xml:space="preserve"> NOR + NOT </w:t>
+        <w:t xml:space="preserve"> Gates):- NOR + NOT </w:t>
       </w:r>
     </w:p>
     <w:p>
@@ -2955,7 +2810,7 @@
                     <pic:cNvPicPr/>
                   </pic:nvPicPr>
                   <pic:blipFill>
-                    <a:blip r:embed="rId20"/>
+                    <a:blip r:embed="rId21"/>
                     <a:stretch>
                       <a:fillRect/>
                     </a:stretch>
@@ -3013,25 +2868,7 @@
           <w:sz w:val="36"/>
           <w:szCs w:val="36"/>
         </w:rPr>
-        <w:t xml:space="preserve"> Gates</w:t>
-      </w:r>
-      <w:proofErr w:type="gramStart"/>
-      <w:r>
-        <w:rPr>
-          <w:rFonts w:ascii="Times New Roman" w:hAnsi="Times New Roman" w:cs="Times New Roman"/>
-          <w:sz w:val="36"/>
-          <w:szCs w:val="36"/>
-        </w:rPr>
-        <w:t>) :</w:t>
-      </w:r>
-      <w:proofErr w:type="gramEnd"/>
-      <w:r>
-        <w:rPr>
-          <w:rFonts w:ascii="Times New Roman" w:hAnsi="Times New Roman" w:cs="Times New Roman"/>
-          <w:sz w:val="36"/>
-          <w:szCs w:val="36"/>
-        </w:rPr>
-        <w:t>-</w:t>
+        <w:t xml:space="preserve"> Gates) :-</w:t>
       </w:r>
     </w:p>
     <w:p>
@@ -3073,7 +2910,7 @@
                     <pic:cNvPicPr/>
                   </pic:nvPicPr>
                   <pic:blipFill>
-                    <a:blip r:embed="rId21"/>
+                    <a:blip r:embed="rId22"/>
                     <a:stretch>
                       <a:fillRect/>
                     </a:stretch>
@@ -3131,25 +2968,7 @@
           <w:sz w:val="36"/>
           <w:szCs w:val="36"/>
         </w:rPr>
-        <w:t xml:space="preserve"> Gates</w:t>
-      </w:r>
-      <w:proofErr w:type="gramStart"/>
-      <w:r>
-        <w:rPr>
-          <w:rFonts w:ascii="Times New Roman" w:hAnsi="Times New Roman" w:cs="Times New Roman"/>
-          <w:sz w:val="36"/>
-          <w:szCs w:val="36"/>
-        </w:rPr>
-        <w:t>) :</w:t>
-      </w:r>
-      <w:proofErr w:type="gramEnd"/>
-      <w:r>
-        <w:rPr>
-          <w:rFonts w:ascii="Times New Roman" w:hAnsi="Times New Roman" w:cs="Times New Roman"/>
-          <w:sz w:val="36"/>
-          <w:szCs w:val="36"/>
-        </w:rPr>
-        <w:t>-</w:t>
+        <w:t xml:space="preserve"> Gates) :-</w:t>
       </w:r>
     </w:p>
     <w:p>
@@ -3191,7 +3010,7 @@
                     <pic:cNvPicPr/>
                   </pic:nvPicPr>
                   <pic:blipFill>
-                    <a:blip r:embed="rId22"/>
+                    <a:blip r:embed="rId23"/>
                     <a:stretch>
                       <a:fillRect/>
                     </a:stretch>
@@ -3237,31 +3056,7 @@
           <w:szCs w:val="40"/>
           <w:u w:val="single"/>
         </w:rPr>
-        <w:t>XOR Gate (4 Gates</w:t>
-      </w:r>
-      <w:proofErr w:type="gramStart"/>
-      <w:r>
-        <w:rPr>
-          <w:rFonts w:ascii="Georgia" w:hAnsi="Georgia"/>
-          <w:b/>
-          <w:bCs/>
-          <w:sz w:val="40"/>
-          <w:szCs w:val="40"/>
-          <w:u w:val="single"/>
-        </w:rPr>
-        <w:t>) :</w:t>
-      </w:r>
-      <w:proofErr w:type="gramEnd"/>
-      <w:r>
-        <w:rPr>
-          <w:rFonts w:ascii="Georgia" w:hAnsi="Georgia"/>
-          <w:b/>
-          <w:bCs/>
-          <w:sz w:val="40"/>
-          <w:szCs w:val="40"/>
-          <w:u w:val="single"/>
-        </w:rPr>
-        <w:t>-</w:t>
+        <w:t>XOR Gate (4 Gates) :-</w:t>
       </w:r>
     </w:p>
     <w:p>
@@ -3302,7 +3097,7 @@
                     <pic:cNvPicPr/>
                   </pic:nvPicPr>
                   <pic:blipFill>
-                    <a:blip r:embed="rId23"/>
+                    <a:blip r:embed="rId24"/>
                     <a:stretch>
                       <a:fillRect/>
                     </a:stretch>
@@ -3348,31 +3143,7 @@
           <w:szCs w:val="40"/>
           <w:u w:val="single"/>
         </w:rPr>
-        <w:t>XNOR Gate (</w:t>
-      </w:r>
-      <w:proofErr w:type="gramStart"/>
-      <w:r>
-        <w:rPr>
-          <w:rFonts w:ascii="Georgia" w:hAnsi="Georgia"/>
-          <w:b/>
-          <w:bCs/>
-          <w:sz w:val="40"/>
-          <w:szCs w:val="40"/>
-          <w:u w:val="single"/>
-        </w:rPr>
-        <w:t>) :</w:t>
-      </w:r>
-      <w:proofErr w:type="gramEnd"/>
-      <w:r>
-        <w:rPr>
-          <w:rFonts w:ascii="Georgia" w:hAnsi="Georgia"/>
-          <w:b/>
-          <w:bCs/>
-          <w:sz w:val="40"/>
-          <w:szCs w:val="40"/>
-          <w:u w:val="single"/>
-        </w:rPr>
-        <w:t>-</w:t>
+        <w:t>XNOR Gate () :-</w:t>
       </w:r>
     </w:p>
     <w:p>
@@ -3413,7 +3184,7 @@
                     <pic:cNvPicPr/>
                   </pic:nvPicPr>
                   <pic:blipFill>
-                    <a:blip r:embed="rId24"/>
+                    <a:blip r:embed="rId25"/>
                     <a:stretch>
                       <a:fillRect/>
                     </a:stretch>
@@ -3484,7 +3255,7 @@
                     <pic:cNvPicPr/>
                   </pic:nvPicPr>
                   <pic:blipFill>
-                    <a:blip r:embed="rId25"/>
+                    <a:blip r:embed="rId26"/>
                     <a:stretch>
                       <a:fillRect/>
                     </a:stretch>
@@ -5450,4 +5221,16 @@
     </a:ext>
   </a:extLst>
 </a:theme>
+</file>
+
+<file path=customXml/item1.xml><?xml version="1.0" encoding="utf-8"?>
+<b:Sources xmlns:b="http://schemas.openxmlformats.org/officeDocument/2006/bibliography" xmlns="http://schemas.openxmlformats.org/officeDocument/2006/bibliography" SelectedStyle="\APASixthEditionOfficeOnline.xsl" StyleName="APA" Version="6"/>
+</file>
+
+<file path=customXml/itemProps1.xml><?xml version="1.0" encoding="utf-8"?>
+<ds:datastoreItem xmlns:ds="http://schemas.openxmlformats.org/officeDocument/2006/customXml" ds:itemID="{1EF4C9C5-B947-446B-9D80-A09CFBD57B49}">
+  <ds:schemaRefs>
+    <ds:schemaRef ds:uri="http://schemas.openxmlformats.org/officeDocument/2006/bibliography"/>
+  </ds:schemaRefs>
+</ds:datastoreItem>
 </file>